--- a/zht/docx/210.content.docx
+++ b/zht/docx/210.content.docx
@@ -363,138 +363,102 @@
           <w:lang w:val="zh_TW" w:bidi="zh_TW"/>
         </w:rPr>
       </w:r>
-      <w:hyperlink r:id="rId13">
-        <w:r>
-          <w:rPr>
-            <w:lang w:val="zh_TW" w:bidi="zh_TW"/>
-          </w:rPr>
-          <w:rPr>
-            <w:color w:val="0000EE"/>
-            <w:u w:val="single"/>
-          </w:rPr>
-          <w:t>以西結書28:11–13</w:t>
-        </w:r>
-      </w:hyperlink>
-    </w:p>
-    <w:p>
-      <w:pPr>
-        <w:pStyle w:val="ListBullet"/>
-        <w:spacing w:line="240" w:lineRule="auto"/>
-        <w:ind w:left="720"/>
-      </w:pPr>
-      <w:r>
-        <w:rPr>
-          <w:lang w:val="zh_TW" w:bidi="zh_TW"/>
-        </w:rPr>
-      </w:r>
-      <w:hyperlink r:id="rId14">
-        <w:r>
-          <w:rPr>
-            <w:lang w:val="zh_TW" w:bidi="zh_TW"/>
-          </w:rPr>
-          <w:rPr>
-            <w:color w:val="0000EE"/>
-            <w:u w:val="single"/>
-          </w:rPr>
-          <w:t>創世記2:7–8</w:t>
-        </w:r>
-      </w:hyperlink>
-    </w:p>
-    <w:p>
-      <w:pPr>
-        <w:pStyle w:val="ListBullet"/>
-        <w:spacing w:line="240" w:lineRule="auto"/>
-        <w:ind w:left="720"/>
-      </w:pPr>
-      <w:r>
-        <w:rPr>
-          <w:lang w:val="zh_TW" w:bidi="zh_TW"/>
-        </w:rPr>
-      </w:r>
-      <w:hyperlink r:id="rId15">
-        <w:r>
-          <w:rPr>
-            <w:lang w:val="zh_TW" w:bidi="zh_TW"/>
-          </w:rPr>
-          <w:rPr>
-            <w:color w:val="0000EE"/>
-            <w:u w:val="single"/>
-          </w:rPr>
-          <w:t>創世記2:10</w:t>
-        </w:r>
-      </w:hyperlink>
-    </w:p>
-    <w:p>
-      <w:pPr>
-        <w:pStyle w:val="ListBullet"/>
-        <w:spacing w:line="240" w:lineRule="auto"/>
-        <w:ind w:left="720"/>
-      </w:pPr>
-      <w:r>
-        <w:rPr>
-          <w:lang w:val="zh_TW" w:bidi="zh_TW"/>
-        </w:rPr>
-      </w:r>
-      <w:hyperlink r:id="rId16">
-        <w:r>
-          <w:rPr>
-            <w:lang w:val="zh_TW" w:bidi="zh_TW"/>
-          </w:rPr>
-          <w:rPr>
-            <w:color w:val="0000EE"/>
-            <w:u w:val="single"/>
-          </w:rPr>
-          <w:t>創世記2:15</w:t>
-        </w:r>
-      </w:hyperlink>
-    </w:p>
-    <w:p>
-      <w:pPr>
-        <w:pStyle w:val="ListBullet"/>
-        <w:spacing w:line="240" w:lineRule="auto"/>
-        <w:ind w:left="720"/>
-      </w:pPr>
-      <w:r>
-        <w:rPr>
-          <w:lang w:val="zh_TW" w:bidi="zh_TW"/>
-        </w:rPr>
-      </w:r>
-      <w:hyperlink r:id="rId17">
-        <w:r>
-          <w:rPr>
-            <w:lang w:val="zh_TW" w:bidi="zh_TW"/>
-          </w:rPr>
-          <w:rPr>
-            <w:color w:val="0000EE"/>
-            <w:u w:val="single"/>
-          </w:rPr>
-          <w:t>創世記4:16–17</w:t>
-        </w:r>
-      </w:hyperlink>
-    </w:p>
-    <w:p>
-      <w:pPr>
-        <w:pStyle w:val="ListBullet"/>
-        <w:spacing w:line="240" w:lineRule="auto"/>
-        <w:ind w:left="720"/>
-      </w:pPr>
-      <w:r>
-        <w:rPr>
-          <w:lang w:val="zh_TW" w:bidi="zh_TW"/>
-        </w:rPr>
-      </w:r>
-      <w:hyperlink r:id="rId18">
-        <w:r>
-          <w:rPr>
-            <w:lang w:val="zh_TW" w:bidi="zh_TW"/>
-          </w:rPr>
-          <w:rPr>
-            <w:color w:val="0000EE"/>
-            <w:u w:val="single"/>
-          </w:rPr>
-          <w:t>約珥書2:3</w:t>
-        </w:r>
-      </w:hyperlink>
+      <w:r>
+        <w:rPr>
+          <w:lang w:val="zh_TW" w:bidi="zh_TW"/>
+        </w:rPr>
+        <w:t>以西結書28:11–13</w:t>
+      </w:r>
+    </w:p>
+    <w:p>
+      <w:pPr>
+        <w:pStyle w:val="ListBullet"/>
+        <w:spacing w:line="240" w:lineRule="auto"/>
+        <w:ind w:left="720"/>
+      </w:pPr>
+      <w:r>
+        <w:rPr>
+          <w:lang w:val="zh_TW" w:bidi="zh_TW"/>
+        </w:rPr>
+      </w:r>
+      <w:r>
+        <w:rPr>
+          <w:lang w:val="zh_TW" w:bidi="zh_TW"/>
+        </w:rPr>
+        <w:t>創世記2:7–8</w:t>
+      </w:r>
+    </w:p>
+    <w:p>
+      <w:pPr>
+        <w:pStyle w:val="ListBullet"/>
+        <w:spacing w:line="240" w:lineRule="auto"/>
+        <w:ind w:left="720"/>
+      </w:pPr>
+      <w:r>
+        <w:rPr>
+          <w:lang w:val="zh_TW" w:bidi="zh_TW"/>
+        </w:rPr>
+      </w:r>
+      <w:r>
+        <w:rPr>
+          <w:lang w:val="zh_TW" w:bidi="zh_TW"/>
+        </w:rPr>
+        <w:t>創世記2:10</w:t>
+      </w:r>
+    </w:p>
+    <w:p>
+      <w:pPr>
+        <w:pStyle w:val="ListBullet"/>
+        <w:spacing w:line="240" w:lineRule="auto"/>
+        <w:ind w:left="720"/>
+      </w:pPr>
+      <w:r>
+        <w:rPr>
+          <w:lang w:val="zh_TW" w:bidi="zh_TW"/>
+        </w:rPr>
+      </w:r>
+      <w:r>
+        <w:rPr>
+          <w:lang w:val="zh_TW" w:bidi="zh_TW"/>
+        </w:rPr>
+        <w:t>創世記2:15</w:t>
+      </w:r>
+    </w:p>
+    <w:p>
+      <w:pPr>
+        <w:pStyle w:val="ListBullet"/>
+        <w:spacing w:line="240" w:lineRule="auto"/>
+        <w:ind w:left="720"/>
+      </w:pPr>
+      <w:r>
+        <w:rPr>
+          <w:lang w:val="zh_TW" w:bidi="zh_TW"/>
+        </w:rPr>
+      </w:r>
+      <w:r>
+        <w:rPr>
+          <w:lang w:val="zh_TW" w:bidi="zh_TW"/>
+        </w:rPr>
+        <w:t>創世記4:16–17</w:t>
+      </w:r>
+    </w:p>
+    <w:p>
+      <w:pPr>
+        <w:pStyle w:val="ListBullet"/>
+        <w:spacing w:line="240" w:lineRule="auto"/>
+        <w:ind w:left="720"/>
+      </w:pPr>
+      <w:r>
+        <w:rPr>
+          <w:lang w:val="zh_TW" w:bidi="zh_TW"/>
+        </w:rPr>
+      </w:r>
+      <w:r>
+        <w:rPr>
+          <w:lang w:val="zh_TW" w:bidi="zh_TW"/>
+        </w:rPr>
+        <w:t>約珥書2:3</w:t>
+      </w:r>
     </w:p>
     <w:p>
       <w:pPr>
@@ -712,66 +676,48 @@
           <w:lang w:val="zh_TW" w:bidi="zh_TW"/>
         </w:rPr>
       </w:r>
-      <w:hyperlink r:id="rId19">
-        <w:r>
-          <w:rPr>
-            <w:lang w:val="zh_TW" w:bidi="zh_TW"/>
-          </w:rPr>
-          <w:rPr>
-            <w:color w:val="0000EE"/>
-            <w:u w:val="single"/>
-          </w:rPr>
-          <w:t>路加福音1:5</w:t>
-        </w:r>
-      </w:hyperlink>
-    </w:p>
-    <w:p>
-      <w:pPr>
-        <w:pStyle w:val="ListBullet"/>
-        <w:spacing w:line="240" w:lineRule="auto"/>
-        <w:ind w:left="720"/>
-      </w:pPr>
-      <w:r>
-        <w:rPr>
-          <w:lang w:val="zh_TW" w:bidi="zh_TW"/>
-        </w:rPr>
-      </w:r>
-      <w:hyperlink r:id="rId20">
-        <w:r>
-          <w:rPr>
-            <w:lang w:val="zh_TW" w:bidi="zh_TW"/>
-          </w:rPr>
-          <w:rPr>
-            <w:color w:val="0000EE"/>
-            <w:u w:val="single"/>
-          </w:rPr>
-          <w:t>路加福音1:24–25</w:t>
-        </w:r>
-      </w:hyperlink>
-    </w:p>
-    <w:p>
-      <w:pPr>
-        <w:pStyle w:val="ListBullet"/>
-        <w:spacing w:line="240" w:lineRule="auto"/>
-        <w:ind w:left="720"/>
-      </w:pPr>
-      <w:r>
-        <w:rPr>
-          <w:lang w:val="zh_TW" w:bidi="zh_TW"/>
-        </w:rPr>
-      </w:r>
-      <w:hyperlink r:id="rId21">
-        <w:r>
-          <w:rPr>
-            <w:lang w:val="zh_TW" w:bidi="zh_TW"/>
-          </w:rPr>
-          <w:rPr>
-            <w:color w:val="0000EE"/>
-            <w:u w:val="single"/>
-          </w:rPr>
-          <w:t>路加福音1:41</w:t>
-        </w:r>
-      </w:hyperlink>
+      <w:r>
+        <w:rPr>
+          <w:lang w:val="zh_TW" w:bidi="zh_TW"/>
+        </w:rPr>
+        <w:t>路加福音1:5</w:t>
+      </w:r>
+    </w:p>
+    <w:p>
+      <w:pPr>
+        <w:pStyle w:val="ListBullet"/>
+        <w:spacing w:line="240" w:lineRule="auto"/>
+        <w:ind w:left="720"/>
+      </w:pPr>
+      <w:r>
+        <w:rPr>
+          <w:lang w:val="zh_TW" w:bidi="zh_TW"/>
+        </w:rPr>
+      </w:r>
+      <w:r>
+        <w:rPr>
+          <w:lang w:val="zh_TW" w:bidi="zh_TW"/>
+        </w:rPr>
+        <w:t>路加福音1:24–25</w:t>
+      </w:r>
+    </w:p>
+    <w:p>
+      <w:pPr>
+        <w:pStyle w:val="ListBullet"/>
+        <w:spacing w:line="240" w:lineRule="auto"/>
+        <w:ind w:left="720"/>
+      </w:pPr>
+      <w:r>
+        <w:rPr>
+          <w:lang w:val="zh_TW" w:bidi="zh_TW"/>
+        </w:rPr>
+      </w:r>
+      <w:r>
+        <w:rPr>
+          <w:lang w:val="zh_TW" w:bidi="zh_TW"/>
+        </w:rPr>
+        <w:t>路加福音1:41</w:t>
+      </w:r>
     </w:p>
     <w:p>
       <w:pPr>
@@ -1031,162 +977,120 @@
           <w:lang w:val="zh_TW" w:bidi="zh_TW"/>
         </w:rPr>
       </w:r>
-      <w:hyperlink r:id="rId22">
-        <w:r>
-          <w:rPr>
-            <w:lang w:val="zh_TW" w:bidi="zh_TW"/>
-          </w:rPr>
-          <w:rPr>
-            <w:color w:val="0000EE"/>
-            <w:u w:val="single"/>
-          </w:rPr>
-          <w:t>使徒行傳8:27</w:t>
-        </w:r>
-      </w:hyperlink>
-    </w:p>
-    <w:p>
-      <w:pPr>
-        <w:pStyle w:val="ListBullet"/>
-        <w:spacing w:line="240" w:lineRule="auto"/>
-        <w:ind w:left="720"/>
-      </w:pPr>
-      <w:r>
-        <w:rPr>
-          <w:lang w:val="zh_TW" w:bidi="zh_TW"/>
-        </w:rPr>
-      </w:r>
-      <w:hyperlink r:id="rId23">
-        <w:r>
-          <w:rPr>
-            <w:lang w:val="zh_TW" w:bidi="zh_TW"/>
-          </w:rPr>
-          <w:rPr>
-            <w:color w:val="0000EE"/>
-            <w:u w:val="single"/>
-          </w:rPr>
-          <w:t>使徒行傳8:30</w:t>
-        </w:r>
-      </w:hyperlink>
-    </w:p>
-    <w:p>
-      <w:pPr>
-        <w:pStyle w:val="ListBullet"/>
-        <w:spacing w:line="240" w:lineRule="auto"/>
-        <w:ind w:left="720"/>
-      </w:pPr>
-      <w:r>
-        <w:rPr>
-          <w:lang w:val="zh_TW" w:bidi="zh_TW"/>
-        </w:rPr>
-      </w:r>
-      <w:hyperlink r:id="rId24">
-        <w:r>
-          <w:rPr>
-            <w:lang w:val="zh_TW" w:bidi="zh_TW"/>
-          </w:rPr>
-          <w:rPr>
-            <w:color w:val="0000EE"/>
-            <w:u w:val="single"/>
-          </w:rPr>
-          <w:t>使徒行傳8:32–33</w:t>
-        </w:r>
-      </w:hyperlink>
-    </w:p>
-    <w:p>
-      <w:pPr>
-        <w:pStyle w:val="ListBullet"/>
-        <w:spacing w:line="240" w:lineRule="auto"/>
-        <w:ind w:left="720"/>
-      </w:pPr>
-      <w:r>
-        <w:rPr>
-          <w:lang w:val="zh_TW" w:bidi="zh_TW"/>
-        </w:rPr>
-      </w:r>
-      <w:hyperlink r:id="rId25">
-        <w:r>
-          <w:rPr>
-            <w:lang w:val="zh_TW" w:bidi="zh_TW"/>
-          </w:rPr>
-          <w:rPr>
-            <w:color w:val="0000EE"/>
-            <w:u w:val="single"/>
-          </w:rPr>
-          <w:t>使徒行傳8:36–38</w:t>
-        </w:r>
-      </w:hyperlink>
-    </w:p>
-    <w:p>
-      <w:pPr>
-        <w:pStyle w:val="ListBullet"/>
-        <w:spacing w:line="240" w:lineRule="auto"/>
-        <w:ind w:left="720"/>
-      </w:pPr>
-      <w:r>
-        <w:rPr>
-          <w:lang w:val="zh_TW" w:bidi="zh_TW"/>
-        </w:rPr>
-      </w:r>
-      <w:hyperlink r:id="rId26">
-        <w:r>
-          <w:rPr>
-            <w:lang w:val="zh_TW" w:bidi="zh_TW"/>
-          </w:rPr>
-          <w:rPr>
-            <w:color w:val="0000EE"/>
-            <w:u w:val="single"/>
-          </w:rPr>
-          <w:t>以賽亞書18:1–2</w:t>
-        </w:r>
-      </w:hyperlink>
-    </w:p>
-    <w:p>
-      <w:pPr>
-        <w:pStyle w:val="ListBullet"/>
-        <w:spacing w:line="240" w:lineRule="auto"/>
-        <w:ind w:left="720"/>
-      </w:pPr>
-      <w:r>
-        <w:rPr>
-          <w:lang w:val="zh_TW" w:bidi="zh_TW"/>
-        </w:rPr>
-      </w:r>
-      <w:hyperlink r:id="rId27">
-        <w:r>
-          <w:rPr>
-            <w:lang w:val="zh_TW" w:bidi="zh_TW"/>
-          </w:rPr>
-          <w:rPr>
-            <w:color w:val="0000EE"/>
-            <w:u w:val="single"/>
-          </w:rPr>
-          <w:t>那鴻書3:9</w:t>
-        </w:r>
-      </w:hyperlink>
-    </w:p>
-    <w:p>
-      <w:pPr>
-        <w:pStyle w:val="ListBullet"/>
-        <w:spacing w:line="240" w:lineRule="auto"/>
-        <w:ind w:left="720"/>
-      </w:pPr>
-      <w:r>
-        <w:rPr>
-          <w:lang w:val="zh_TW" w:bidi="zh_TW"/>
-        </w:rPr>
-      </w:r>
-      <w:hyperlink r:id="rId28">
-        <w:r>
-          <w:rPr>
-            <w:lang w:val="zh_TW" w:bidi="zh_TW"/>
-          </w:rPr>
-          <w:rPr>
-            <w:color w:val="0000EE"/>
-            <w:u w:val="single"/>
-          </w:rPr>
-          <w:t>西番雅書3:9–11</w:t>
-        </w:r>
-      </w:hyperlink>
+      <w:r>
+        <w:rPr>
+          <w:lang w:val="zh_TW" w:bidi="zh_TW"/>
+        </w:rPr>
+        <w:t>使徒行傳8:27</w:t>
+      </w:r>
+    </w:p>
+    <w:p>
+      <w:pPr>
+        <w:pStyle w:val="ListBullet"/>
+        <w:spacing w:line="240" w:lineRule="auto"/>
+        <w:ind w:left="720"/>
+      </w:pPr>
+      <w:r>
+        <w:rPr>
+          <w:lang w:val="zh_TW" w:bidi="zh_TW"/>
+        </w:rPr>
+      </w:r>
+      <w:r>
+        <w:rPr>
+          <w:lang w:val="zh_TW" w:bidi="zh_TW"/>
+        </w:rPr>
+        <w:t>使徒行傳8:30</w:t>
+      </w:r>
+    </w:p>
+    <w:p>
+      <w:pPr>
+        <w:pStyle w:val="ListBullet"/>
+        <w:spacing w:line="240" w:lineRule="auto"/>
+        <w:ind w:left="720"/>
+      </w:pPr>
+      <w:r>
+        <w:rPr>
+          <w:lang w:val="zh_TW" w:bidi="zh_TW"/>
+        </w:rPr>
+      </w:r>
+      <w:r>
+        <w:rPr>
+          <w:lang w:val="zh_TW" w:bidi="zh_TW"/>
+        </w:rPr>
+        <w:t>使徒行傳8:32–33</w:t>
+      </w:r>
+    </w:p>
+    <w:p>
+      <w:pPr>
+        <w:pStyle w:val="ListBullet"/>
+        <w:spacing w:line="240" w:lineRule="auto"/>
+        <w:ind w:left="720"/>
+      </w:pPr>
+      <w:r>
+        <w:rPr>
+          <w:lang w:val="zh_TW" w:bidi="zh_TW"/>
+        </w:rPr>
+      </w:r>
+      <w:r>
+        <w:rPr>
+          <w:lang w:val="zh_TW" w:bidi="zh_TW"/>
+        </w:rPr>
+        <w:t>使徒行傳8:36–38</w:t>
+      </w:r>
+    </w:p>
+    <w:p>
+      <w:pPr>
+        <w:pStyle w:val="ListBullet"/>
+        <w:spacing w:line="240" w:lineRule="auto"/>
+        <w:ind w:left="720"/>
+      </w:pPr>
+      <w:r>
+        <w:rPr>
+          <w:lang w:val="zh_TW" w:bidi="zh_TW"/>
+        </w:rPr>
+      </w:r>
+      <w:r>
+        <w:rPr>
+          <w:lang w:val="zh_TW" w:bidi="zh_TW"/>
+        </w:rPr>
+        <w:t>以賽亞書18:1–2</w:t>
+      </w:r>
+    </w:p>
+    <w:p>
+      <w:pPr>
+        <w:pStyle w:val="ListBullet"/>
+        <w:spacing w:line="240" w:lineRule="auto"/>
+        <w:ind w:left="720"/>
+      </w:pPr>
+      <w:r>
+        <w:rPr>
+          <w:lang w:val="zh_TW" w:bidi="zh_TW"/>
+        </w:rPr>
+      </w:r>
+      <w:r>
+        <w:rPr>
+          <w:lang w:val="zh_TW" w:bidi="zh_TW"/>
+        </w:rPr>
+        <w:t>那鴻書3:9</w:t>
+      </w:r>
+    </w:p>
+    <w:p>
+      <w:pPr>
+        <w:pStyle w:val="ListBullet"/>
+        <w:spacing w:line="240" w:lineRule="auto"/>
+        <w:ind w:left="720"/>
+      </w:pPr>
+      <w:r>
+        <w:rPr>
+          <w:lang w:val="zh_TW" w:bidi="zh_TW"/>
+        </w:rPr>
+      </w:r>
+      <w:r>
+        <w:rPr>
+          <w:lang w:val="zh_TW" w:bidi="zh_TW"/>
+        </w:rPr>
+        <w:t>西番雅書3:9–11</w:t>
+      </w:r>
     </w:p>
     <w:p>
       <w:pPr>
@@ -1476,138 +1380,102 @@
           <w:lang w:val="zh_TW" w:bidi="zh_TW"/>
         </w:rPr>
       </w:r>
-      <w:hyperlink r:id="rId29">
-        <w:r>
-          <w:rPr>
-            <w:lang w:val="zh_TW" w:bidi="zh_TW"/>
-          </w:rPr>
-          <w:rPr>
-            <w:color w:val="0000EE"/>
-            <w:u w:val="single"/>
-          </w:rPr>
-          <w:t>創世記25:30</w:t>
-        </w:r>
-      </w:hyperlink>
-    </w:p>
-    <w:p>
-      <w:pPr>
-        <w:pStyle w:val="ListBullet"/>
-        <w:spacing w:line="240" w:lineRule="auto"/>
-        <w:ind w:left="720"/>
-      </w:pPr>
-      <w:r>
-        <w:rPr>
-          <w:lang w:val="zh_TW" w:bidi="zh_TW"/>
-        </w:rPr>
-      </w:r>
-      <w:hyperlink r:id="rId30">
-        <w:r>
-          <w:rPr>
-            <w:lang w:val="zh_TW" w:bidi="zh_TW"/>
-          </w:rPr>
-          <w:rPr>
-            <w:color w:val="0000EE"/>
-            <w:u w:val="single"/>
-          </w:rPr>
-          <w:t>創世記32:3</w:t>
-        </w:r>
-      </w:hyperlink>
-    </w:p>
-    <w:p>
-      <w:pPr>
-        <w:pStyle w:val="ListBullet"/>
-        <w:spacing w:line="240" w:lineRule="auto"/>
-        <w:ind w:left="720"/>
-      </w:pPr>
-      <w:r>
-        <w:rPr>
-          <w:lang w:val="zh_TW" w:bidi="zh_TW"/>
-        </w:rPr>
-      </w:r>
-      <w:hyperlink r:id="rId31">
-        <w:r>
-          <w:rPr>
-            <w:lang w:val="zh_TW" w:bidi="zh_TW"/>
-          </w:rPr>
-          <w:rPr>
-            <w:color w:val="0000EE"/>
-            <w:u w:val="single"/>
-          </w:rPr>
-          <w:t>創世記36:1</w:t>
-        </w:r>
-      </w:hyperlink>
-    </w:p>
-    <w:p>
-      <w:pPr>
-        <w:pStyle w:val="ListBullet"/>
-        <w:spacing w:line="240" w:lineRule="auto"/>
-        <w:ind w:left="720"/>
-      </w:pPr>
-      <w:r>
-        <w:rPr>
-          <w:lang w:val="zh_TW" w:bidi="zh_TW"/>
-        </w:rPr>
-      </w:r>
-      <w:hyperlink r:id="rId32">
-        <w:r>
-          <w:rPr>
-            <w:lang w:val="zh_TW" w:bidi="zh_TW"/>
-          </w:rPr>
-          <w:rPr>
-            <w:color w:val="0000EE"/>
-            <w:u w:val="single"/>
-          </w:rPr>
-          <w:t>以賽亞書11:14–15</w:t>
-        </w:r>
-      </w:hyperlink>
-    </w:p>
-    <w:p>
-      <w:pPr>
-        <w:pStyle w:val="ListBullet"/>
-        <w:spacing w:line="240" w:lineRule="auto"/>
-        <w:ind w:left="720"/>
-      </w:pPr>
-      <w:r>
-        <w:rPr>
-          <w:lang w:val="zh_TW" w:bidi="zh_TW"/>
-        </w:rPr>
-      </w:r>
-      <w:hyperlink r:id="rId33">
-        <w:r>
-          <w:rPr>
-            <w:lang w:val="zh_TW" w:bidi="zh_TW"/>
-          </w:rPr>
-          <w:rPr>
-            <w:color w:val="0000EE"/>
-            <w:u w:val="single"/>
-          </w:rPr>
-          <w:t>約書亞記11:16–17</w:t>
-        </w:r>
-      </w:hyperlink>
-    </w:p>
-    <w:p>
-      <w:pPr>
-        <w:pStyle w:val="ListBullet"/>
-        <w:spacing w:line="240" w:lineRule="auto"/>
-        <w:ind w:left="720"/>
-      </w:pPr>
-      <w:r>
-        <w:rPr>
-          <w:lang w:val="zh_TW" w:bidi="zh_TW"/>
-        </w:rPr>
-      </w:r>
-      <w:hyperlink r:id="rId34">
-        <w:r>
-          <w:rPr>
-            <w:lang w:val="zh_TW" w:bidi="zh_TW"/>
-          </w:rPr>
-          <w:rPr>
-            <w:color w:val="0000EE"/>
-            <w:u w:val="single"/>
-          </w:rPr>
-          <w:t>俄巴底亞書1:2</w:t>
-        </w:r>
-      </w:hyperlink>
+      <w:r>
+        <w:rPr>
+          <w:lang w:val="zh_TW" w:bidi="zh_TW"/>
+        </w:rPr>
+        <w:t>創世記25:30</w:t>
+      </w:r>
+    </w:p>
+    <w:p>
+      <w:pPr>
+        <w:pStyle w:val="ListBullet"/>
+        <w:spacing w:line="240" w:lineRule="auto"/>
+        <w:ind w:left="720"/>
+      </w:pPr>
+      <w:r>
+        <w:rPr>
+          <w:lang w:val="zh_TW" w:bidi="zh_TW"/>
+        </w:rPr>
+      </w:r>
+      <w:r>
+        <w:rPr>
+          <w:lang w:val="zh_TW" w:bidi="zh_TW"/>
+        </w:rPr>
+        <w:t>創世記32:3</w:t>
+      </w:r>
+    </w:p>
+    <w:p>
+      <w:pPr>
+        <w:pStyle w:val="ListBullet"/>
+        <w:spacing w:line="240" w:lineRule="auto"/>
+        <w:ind w:left="720"/>
+      </w:pPr>
+      <w:r>
+        <w:rPr>
+          <w:lang w:val="zh_TW" w:bidi="zh_TW"/>
+        </w:rPr>
+      </w:r>
+      <w:r>
+        <w:rPr>
+          <w:lang w:val="zh_TW" w:bidi="zh_TW"/>
+        </w:rPr>
+        <w:t>創世記36:1</w:t>
+      </w:r>
+    </w:p>
+    <w:p>
+      <w:pPr>
+        <w:pStyle w:val="ListBullet"/>
+        <w:spacing w:line="240" w:lineRule="auto"/>
+        <w:ind w:left="720"/>
+      </w:pPr>
+      <w:r>
+        <w:rPr>
+          <w:lang w:val="zh_TW" w:bidi="zh_TW"/>
+        </w:rPr>
+      </w:r>
+      <w:r>
+        <w:rPr>
+          <w:lang w:val="zh_TW" w:bidi="zh_TW"/>
+        </w:rPr>
+        <w:t>以賽亞書11:14–15</w:t>
+      </w:r>
+    </w:p>
+    <w:p>
+      <w:pPr>
+        <w:pStyle w:val="ListBullet"/>
+        <w:spacing w:line="240" w:lineRule="auto"/>
+        <w:ind w:left="720"/>
+      </w:pPr>
+      <w:r>
+        <w:rPr>
+          <w:lang w:val="zh_TW" w:bidi="zh_TW"/>
+        </w:rPr>
+      </w:r>
+      <w:r>
+        <w:rPr>
+          <w:lang w:val="zh_TW" w:bidi="zh_TW"/>
+        </w:rPr>
+        <w:t>約書亞記11:16–17</w:t>
+      </w:r>
+    </w:p>
+    <w:p>
+      <w:pPr>
+        <w:pStyle w:val="ListBullet"/>
+        <w:spacing w:line="240" w:lineRule="auto"/>
+        <w:ind w:left="720"/>
+      </w:pPr>
+      <w:r>
+        <w:rPr>
+          <w:lang w:val="zh_TW" w:bidi="zh_TW"/>
+        </w:rPr>
+      </w:r>
+      <w:r>
+        <w:rPr>
+          <w:lang w:val="zh_TW" w:bidi="zh_TW"/>
+        </w:rPr>
+        <w:t>俄巴底亞書1:2</w:t>
+      </w:r>
     </w:p>
     <w:p>
       <w:pPr>
@@ -1843,138 +1711,102 @@
           <w:lang w:val="zh_TW" w:bidi="zh_TW"/>
         </w:rPr>
       </w:r>
-      <w:hyperlink r:id="rId35">
-        <w:r>
-          <w:rPr>
-            <w:lang w:val="zh_TW" w:bidi="zh_TW"/>
-          </w:rPr>
-          <w:rPr>
-            <w:color w:val="0000EE"/>
-            <w:u w:val="single"/>
-          </w:rPr>
-          <w:t>歷代志上6:66–69</w:t>
-        </w:r>
-      </w:hyperlink>
-    </w:p>
-    <w:p>
-      <w:pPr>
-        <w:pStyle w:val="ListBullet"/>
-        <w:spacing w:line="240" w:lineRule="auto"/>
-        <w:ind w:left="720"/>
-      </w:pPr>
-      <w:r>
-        <w:rPr>
-          <w:lang w:val="zh_TW" w:bidi="zh_TW"/>
-        </w:rPr>
-      </w:r>
-      <w:hyperlink r:id="rId36">
-        <w:r>
-          <w:rPr>
-            <w:lang w:val="zh_TW" w:bidi="zh_TW"/>
-          </w:rPr>
-          <w:rPr>
-            <w:color w:val="0000EE"/>
-            <w:u w:val="single"/>
-          </w:rPr>
-          <w:t>歷代志下13:4–5</w:t>
-        </w:r>
-      </w:hyperlink>
-    </w:p>
-    <w:p>
-      <w:pPr>
-        <w:pStyle w:val="ListBullet"/>
-        <w:spacing w:line="240" w:lineRule="auto"/>
-        <w:ind w:left="720"/>
-      </w:pPr>
-      <w:r>
-        <w:rPr>
-          <w:lang w:val="zh_TW" w:bidi="zh_TW"/>
-        </w:rPr>
-      </w:r>
-      <w:hyperlink r:id="rId37">
-        <w:r>
-          <w:rPr>
-            <w:lang w:val="zh_TW" w:bidi="zh_TW"/>
-          </w:rPr>
-          <w:rPr>
-            <w:color w:val="0000EE"/>
-            <w:u w:val="single"/>
-          </w:rPr>
-          <w:t>以西結書37:16</w:t>
-        </w:r>
-      </w:hyperlink>
-    </w:p>
-    <w:p>
-      <w:pPr>
-        <w:pStyle w:val="ListBullet"/>
-        <w:spacing w:line="240" w:lineRule="auto"/>
-        <w:ind w:left="720"/>
-      </w:pPr>
-      <w:r>
-        <w:rPr>
-          <w:lang w:val="zh_TW" w:bidi="zh_TW"/>
-        </w:rPr>
-      </w:r>
-      <w:hyperlink r:id="rId38">
-        <w:r>
-          <w:rPr>
-            <w:lang w:val="zh_TW" w:bidi="zh_TW"/>
-          </w:rPr>
-          <w:rPr>
-            <w:color w:val="0000EE"/>
-            <w:u w:val="single"/>
-          </w:rPr>
-          <w:t>創世記41:52</w:t>
-        </w:r>
-      </w:hyperlink>
-    </w:p>
-    <w:p>
-      <w:pPr>
-        <w:pStyle w:val="ListBullet"/>
-        <w:spacing w:line="240" w:lineRule="auto"/>
-        <w:ind w:left="720"/>
-      </w:pPr>
-      <w:r>
-        <w:rPr>
-          <w:lang w:val="zh_TW" w:bidi="zh_TW"/>
-        </w:rPr>
-      </w:r>
-      <w:hyperlink r:id="rId39">
-        <w:r>
-          <w:rPr>
-            <w:lang w:val="zh_TW" w:bidi="zh_TW"/>
-          </w:rPr>
-          <w:rPr>
-            <w:color w:val="0000EE"/>
-            <w:u w:val="single"/>
-          </w:rPr>
-          <w:t>創世記48:1–2</w:t>
-        </w:r>
-      </w:hyperlink>
-    </w:p>
-    <w:p>
-      <w:pPr>
-        <w:pStyle w:val="ListBullet"/>
-        <w:spacing w:line="240" w:lineRule="auto"/>
-        <w:ind w:left="720"/>
-      </w:pPr>
-      <w:r>
-        <w:rPr>
-          <w:lang w:val="zh_TW" w:bidi="zh_TW"/>
-        </w:rPr>
-      </w:r>
-      <w:hyperlink r:id="rId40">
-        <w:r>
-          <w:rPr>
-            <w:lang w:val="zh_TW" w:bidi="zh_TW"/>
-          </w:rPr>
-          <w:rPr>
-            <w:color w:val="0000EE"/>
-            <w:u w:val="single"/>
-          </w:rPr>
-          <w:t>約翰福音11:54</w:t>
-        </w:r>
-      </w:hyperlink>
+      <w:r>
+        <w:rPr>
+          <w:lang w:val="zh_TW" w:bidi="zh_TW"/>
+        </w:rPr>
+        <w:t>歷代志上6:66–69</w:t>
+      </w:r>
+    </w:p>
+    <w:p>
+      <w:pPr>
+        <w:pStyle w:val="ListBullet"/>
+        <w:spacing w:line="240" w:lineRule="auto"/>
+        <w:ind w:left="720"/>
+      </w:pPr>
+      <w:r>
+        <w:rPr>
+          <w:lang w:val="zh_TW" w:bidi="zh_TW"/>
+        </w:rPr>
+      </w:r>
+      <w:r>
+        <w:rPr>
+          <w:lang w:val="zh_TW" w:bidi="zh_TW"/>
+        </w:rPr>
+        <w:t>歷代志下13:4–5</w:t>
+      </w:r>
+    </w:p>
+    <w:p>
+      <w:pPr>
+        <w:pStyle w:val="ListBullet"/>
+        <w:spacing w:line="240" w:lineRule="auto"/>
+        <w:ind w:left="720"/>
+      </w:pPr>
+      <w:r>
+        <w:rPr>
+          <w:lang w:val="zh_TW" w:bidi="zh_TW"/>
+        </w:rPr>
+      </w:r>
+      <w:r>
+        <w:rPr>
+          <w:lang w:val="zh_TW" w:bidi="zh_TW"/>
+        </w:rPr>
+        <w:t>以西結書37:16</w:t>
+      </w:r>
+    </w:p>
+    <w:p>
+      <w:pPr>
+        <w:pStyle w:val="ListBullet"/>
+        <w:spacing w:line="240" w:lineRule="auto"/>
+        <w:ind w:left="720"/>
+      </w:pPr>
+      <w:r>
+        <w:rPr>
+          <w:lang w:val="zh_TW" w:bidi="zh_TW"/>
+        </w:rPr>
+      </w:r>
+      <w:r>
+        <w:rPr>
+          <w:lang w:val="zh_TW" w:bidi="zh_TW"/>
+        </w:rPr>
+        <w:t>創世記41:52</w:t>
+      </w:r>
+    </w:p>
+    <w:p>
+      <w:pPr>
+        <w:pStyle w:val="ListBullet"/>
+        <w:spacing w:line="240" w:lineRule="auto"/>
+        <w:ind w:left="720"/>
+      </w:pPr>
+      <w:r>
+        <w:rPr>
+          <w:lang w:val="zh_TW" w:bidi="zh_TW"/>
+        </w:rPr>
+      </w:r>
+      <w:r>
+        <w:rPr>
+          <w:lang w:val="zh_TW" w:bidi="zh_TW"/>
+        </w:rPr>
+        <w:t>創世記48:1–2</w:t>
+      </w:r>
+    </w:p>
+    <w:p>
+      <w:pPr>
+        <w:pStyle w:val="ListBullet"/>
+        <w:spacing w:line="240" w:lineRule="auto"/>
+        <w:ind w:left="720"/>
+      </w:pPr>
+      <w:r>
+        <w:rPr>
+          <w:lang w:val="zh_TW" w:bidi="zh_TW"/>
+        </w:rPr>
+      </w:r>
+      <w:r>
+        <w:rPr>
+          <w:lang w:val="zh_TW" w:bidi="zh_TW"/>
+        </w:rPr>
+        <w:t>約翰福音11:54</w:t>
+      </w:r>
     </w:p>
     <w:p>
       <w:pPr>
@@ -2432,114 +2264,84 @@
           <w:lang w:val="zh_TW" w:bidi="zh_TW"/>
         </w:rPr>
       </w:r>
-      <w:hyperlink r:id="rId41">
-        <w:r>
-          <w:rPr>
-            <w:lang w:val="zh_TW" w:bidi="zh_TW"/>
-          </w:rPr>
-          <w:rPr>
-            <w:color w:val="0000EE"/>
-            <w:u w:val="single"/>
-          </w:rPr>
-          <w:t>撒母耳記上2:18–19</w:t>
-        </w:r>
-      </w:hyperlink>
-    </w:p>
-    <w:p>
-      <w:pPr>
-        <w:pStyle w:val="ListBullet"/>
-        <w:spacing w:line="240" w:lineRule="auto"/>
-        <w:ind w:left="720"/>
-      </w:pPr>
-      <w:r>
-        <w:rPr>
-          <w:lang w:val="zh_TW" w:bidi="zh_TW"/>
-        </w:rPr>
-      </w:r>
-      <w:hyperlink r:id="rId42">
-        <w:r>
-          <w:rPr>
-            <w:lang w:val="zh_TW" w:bidi="zh_TW"/>
-          </w:rPr>
-          <w:rPr>
-            <w:color w:val="0000EE"/>
-            <w:u w:val="single"/>
-          </w:rPr>
-          <w:t>出埃及記28:4–5</w:t>
-        </w:r>
-      </w:hyperlink>
-    </w:p>
-    <w:p>
-      <w:pPr>
-        <w:pStyle w:val="ListBullet"/>
-        <w:spacing w:line="240" w:lineRule="auto"/>
-        <w:ind w:left="720"/>
-      </w:pPr>
-      <w:r>
-        <w:rPr>
-          <w:lang w:val="zh_TW" w:bidi="zh_TW"/>
-        </w:rPr>
-      </w:r>
-      <w:hyperlink r:id="rId43">
-        <w:r>
-          <w:rPr>
-            <w:lang w:val="zh_TW" w:bidi="zh_TW"/>
-          </w:rPr>
-          <w:rPr>
-            <w:color w:val="0000EE"/>
-            <w:u w:val="single"/>
-          </w:rPr>
-          <w:t>何西阿書3:4</w:t>
-        </w:r>
-      </w:hyperlink>
-    </w:p>
-    <w:p>
-      <w:pPr>
-        <w:pStyle w:val="ListBullet"/>
-        <w:spacing w:line="240" w:lineRule="auto"/>
-        <w:ind w:left="720"/>
-      </w:pPr>
-      <w:r>
-        <w:rPr>
-          <w:lang w:val="zh_TW" w:bidi="zh_TW"/>
-        </w:rPr>
-      </w:r>
-      <w:hyperlink r:id="rId44">
-        <w:r>
-          <w:rPr>
-            <w:lang w:val="zh_TW" w:bidi="zh_TW"/>
-          </w:rPr>
-          <w:rPr>
-            <w:color w:val="0000EE"/>
-            <w:u w:val="single"/>
-          </w:rPr>
-          <w:t>士師記8:27</w:t>
-        </w:r>
-      </w:hyperlink>
-    </w:p>
-    <w:p>
-      <w:pPr>
-        <w:pStyle w:val="ListBullet"/>
-        <w:spacing w:line="240" w:lineRule="auto"/>
-        <w:ind w:left="720"/>
-      </w:pPr>
-      <w:r>
-        <w:rPr>
-          <w:lang w:val="zh_TW" w:bidi="zh_TW"/>
-        </w:rPr>
-      </w:r>
-      <w:hyperlink r:id="rId45">
-        <w:r>
-          <w:rPr>
-            <w:lang w:val="zh_TW" w:bidi="zh_TW"/>
-          </w:rPr>
-          <w:rPr>
-            <w:color w:val="0000EE"/>
-            <w:u w:val="single"/>
-          </w:rPr>
-          <w:t>利未記8:7</w:t>
-        </w:r>
-      </w:hyperlink>
+      <w:r>
+        <w:rPr>
+          <w:lang w:val="zh_TW" w:bidi="zh_TW"/>
+        </w:rPr>
+        <w:t>撒母耳記上2:18–19</w:t>
+      </w:r>
+    </w:p>
+    <w:p>
+      <w:pPr>
+        <w:pStyle w:val="ListBullet"/>
+        <w:spacing w:line="240" w:lineRule="auto"/>
+        <w:ind w:left="720"/>
+      </w:pPr>
+      <w:r>
+        <w:rPr>
+          <w:lang w:val="zh_TW" w:bidi="zh_TW"/>
+        </w:rPr>
+      </w:r>
+      <w:r>
+        <w:rPr>
+          <w:lang w:val="zh_TW" w:bidi="zh_TW"/>
+        </w:rPr>
+        <w:t>出埃及記28:4–5</w:t>
+      </w:r>
+    </w:p>
+    <w:p>
+      <w:pPr>
+        <w:pStyle w:val="ListBullet"/>
+        <w:spacing w:line="240" w:lineRule="auto"/>
+        <w:ind w:left="720"/>
+      </w:pPr>
+      <w:r>
+        <w:rPr>
+          <w:lang w:val="zh_TW" w:bidi="zh_TW"/>
+        </w:rPr>
+      </w:r>
+      <w:r>
+        <w:rPr>
+          <w:lang w:val="zh_TW" w:bidi="zh_TW"/>
+        </w:rPr>
+        <w:t>何西阿書3:4</w:t>
+      </w:r>
+    </w:p>
+    <w:p>
+      <w:pPr>
+        <w:pStyle w:val="ListBullet"/>
+        <w:spacing w:line="240" w:lineRule="auto"/>
+        <w:ind w:left="720"/>
+      </w:pPr>
+      <w:r>
+        <w:rPr>
+          <w:lang w:val="zh_TW" w:bidi="zh_TW"/>
+        </w:rPr>
+      </w:r>
+      <w:r>
+        <w:rPr>
+          <w:lang w:val="zh_TW" w:bidi="zh_TW"/>
+        </w:rPr>
+        <w:t>士師記8:27</w:t>
+      </w:r>
+    </w:p>
+    <w:p>
+      <w:pPr>
+        <w:pStyle w:val="ListBullet"/>
+        <w:spacing w:line="240" w:lineRule="auto"/>
+        <w:ind w:left="720"/>
+      </w:pPr>
+      <w:r>
+        <w:rPr>
+          <w:lang w:val="zh_TW" w:bidi="zh_TW"/>
+        </w:rPr>
+      </w:r>
+      <w:r>
+        <w:rPr>
+          <w:lang w:val="zh_TW" w:bidi="zh_TW"/>
+        </w:rPr>
+        <w:t>利未記8:7</w:t>
+      </w:r>
     </w:p>
     <w:p>
       <w:pPr>
@@ -2817,114 +2619,84 @@
           <w:lang w:val="zh_TW" w:bidi="zh_TW"/>
         </w:rPr>
       </w:r>
-      <w:hyperlink r:id="rId46">
-        <w:r>
-          <w:rPr>
-            <w:lang w:val="zh_TW" w:bidi="zh_TW"/>
-          </w:rPr>
-          <w:rPr>
-            <w:color w:val="0000EE"/>
-            <w:u w:val="single"/>
-          </w:rPr>
-          <w:t>哥林多前書15:32</w:t>
-        </w:r>
-      </w:hyperlink>
-    </w:p>
-    <w:p>
-      <w:pPr>
-        <w:pStyle w:val="ListBullet"/>
-        <w:spacing w:line="240" w:lineRule="auto"/>
-        <w:ind w:left="720"/>
-      </w:pPr>
-      <w:r>
-        <w:rPr>
-          <w:lang w:val="zh_TW" w:bidi="zh_TW"/>
-        </w:rPr>
-      </w:r>
-      <w:hyperlink r:id="rId47">
-        <w:r>
-          <w:rPr>
-            <w:lang w:val="zh_TW" w:bidi="zh_TW"/>
-          </w:rPr>
-          <w:rPr>
-            <w:color w:val="0000EE"/>
-            <w:u w:val="single"/>
-          </w:rPr>
-          <w:t>提摩太前書1:3</w:t>
-        </w:r>
-      </w:hyperlink>
-    </w:p>
-    <w:p>
-      <w:pPr>
-        <w:pStyle w:val="ListBullet"/>
-        <w:spacing w:line="240" w:lineRule="auto"/>
-        <w:ind w:left="720"/>
-      </w:pPr>
-      <w:r>
-        <w:rPr>
-          <w:lang w:val="zh_TW" w:bidi="zh_TW"/>
-        </w:rPr>
-      </w:r>
-      <w:hyperlink r:id="rId48">
-        <w:r>
-          <w:rPr>
-            <w:lang w:val="zh_TW" w:bidi="zh_TW"/>
-          </w:rPr>
-          <w:rPr>
-            <w:color w:val="0000EE"/>
-            <w:u w:val="single"/>
-          </w:rPr>
-          <w:t>提摩太後書4:11–13</w:t>
-        </w:r>
-      </w:hyperlink>
-    </w:p>
-    <w:p>
-      <w:pPr>
-        <w:pStyle w:val="ListBullet"/>
-        <w:spacing w:line="240" w:lineRule="auto"/>
-        <w:ind w:left="720"/>
-      </w:pPr>
-      <w:r>
-        <w:rPr>
-          <w:lang w:val="zh_TW" w:bidi="zh_TW"/>
-        </w:rPr>
-      </w:r>
-      <w:hyperlink r:id="rId49">
-        <w:r>
-          <w:rPr>
-            <w:lang w:val="zh_TW" w:bidi="zh_TW"/>
-          </w:rPr>
-          <w:rPr>
-            <w:color w:val="0000EE"/>
-            <w:u w:val="single"/>
-          </w:rPr>
-          <w:t>使徒行傳19:1</w:t>
-        </w:r>
-      </w:hyperlink>
-    </w:p>
-    <w:p>
-      <w:pPr>
-        <w:pStyle w:val="ListBullet"/>
-        <w:spacing w:line="240" w:lineRule="auto"/>
-        <w:ind w:left="720"/>
-      </w:pPr>
-      <w:r>
-        <w:rPr>
-          <w:lang w:val="zh_TW" w:bidi="zh_TW"/>
-        </w:rPr>
-      </w:r>
-      <w:hyperlink r:id="rId50">
-        <w:r>
-          <w:rPr>
-            <w:lang w:val="zh_TW" w:bidi="zh_TW"/>
-          </w:rPr>
-          <w:rPr>
-            <w:color w:val="0000EE"/>
-            <w:u w:val="single"/>
-          </w:rPr>
-          <w:t>以弗所書1:1</w:t>
-        </w:r>
-      </w:hyperlink>
+      <w:r>
+        <w:rPr>
+          <w:lang w:val="zh_TW" w:bidi="zh_TW"/>
+        </w:rPr>
+        <w:t>哥林多前書15:32</w:t>
+      </w:r>
+    </w:p>
+    <w:p>
+      <w:pPr>
+        <w:pStyle w:val="ListBullet"/>
+        <w:spacing w:line="240" w:lineRule="auto"/>
+        <w:ind w:left="720"/>
+      </w:pPr>
+      <w:r>
+        <w:rPr>
+          <w:lang w:val="zh_TW" w:bidi="zh_TW"/>
+        </w:rPr>
+      </w:r>
+      <w:r>
+        <w:rPr>
+          <w:lang w:val="zh_TW" w:bidi="zh_TW"/>
+        </w:rPr>
+        <w:t>提摩太前書1:3</w:t>
+      </w:r>
+    </w:p>
+    <w:p>
+      <w:pPr>
+        <w:pStyle w:val="ListBullet"/>
+        <w:spacing w:line="240" w:lineRule="auto"/>
+        <w:ind w:left="720"/>
+      </w:pPr>
+      <w:r>
+        <w:rPr>
+          <w:lang w:val="zh_TW" w:bidi="zh_TW"/>
+        </w:rPr>
+      </w:r>
+      <w:r>
+        <w:rPr>
+          <w:lang w:val="zh_TW" w:bidi="zh_TW"/>
+        </w:rPr>
+        <w:t>提摩太後書4:11–13</w:t>
+      </w:r>
+    </w:p>
+    <w:p>
+      <w:pPr>
+        <w:pStyle w:val="ListBullet"/>
+        <w:spacing w:line="240" w:lineRule="auto"/>
+        <w:ind w:left="720"/>
+      </w:pPr>
+      <w:r>
+        <w:rPr>
+          <w:lang w:val="zh_TW" w:bidi="zh_TW"/>
+        </w:rPr>
+      </w:r>
+      <w:r>
+        <w:rPr>
+          <w:lang w:val="zh_TW" w:bidi="zh_TW"/>
+        </w:rPr>
+        <w:t>使徒行傳19:1</w:t>
+      </w:r>
+    </w:p>
+    <w:p>
+      <w:pPr>
+        <w:pStyle w:val="ListBullet"/>
+        <w:spacing w:line="240" w:lineRule="auto"/>
+        <w:ind w:left="720"/>
+      </w:pPr>
+      <w:r>
+        <w:rPr>
+          <w:lang w:val="zh_TW" w:bidi="zh_TW"/>
+        </w:rPr>
+      </w:r>
+      <w:r>
+        <w:rPr>
+          <w:lang w:val="zh_TW" w:bidi="zh_TW"/>
+        </w:rPr>
+        <w:t>以弗所書1:1</w:t>
+      </w:r>
     </w:p>
     <w:p>
       <w:pPr>
@@ -3154,90 +2926,66 @@
           <w:lang w:val="zh_TW" w:bidi="zh_TW"/>
         </w:rPr>
       </w:r>
-      <w:hyperlink r:id="rId51">
-        <w:r>
-          <w:rPr>
-            <w:lang w:val="zh_TW" w:bidi="zh_TW"/>
-          </w:rPr>
-          <w:rPr>
-            <w:color w:val="0000EE"/>
-            <w:u w:val="single"/>
-          </w:rPr>
-          <w:t>提摩太後書3:10–13</w:t>
-        </w:r>
-      </w:hyperlink>
-    </w:p>
-    <w:p>
-      <w:pPr>
-        <w:pStyle w:val="ListBullet"/>
-        <w:spacing w:line="240" w:lineRule="auto"/>
-        <w:ind w:left="720"/>
-      </w:pPr>
-      <w:r>
-        <w:rPr>
-          <w:lang w:val="zh_TW" w:bidi="zh_TW"/>
-        </w:rPr>
-      </w:r>
-      <w:hyperlink r:id="rId52">
-        <w:r>
-          <w:rPr>
-            <w:lang w:val="zh_TW" w:bidi="zh_TW"/>
-          </w:rPr>
-          <w:rPr>
-            <w:color w:val="0000EE"/>
-            <w:u w:val="single"/>
-          </w:rPr>
-          <w:t>使徒行傳14:1</w:t>
-        </w:r>
-      </w:hyperlink>
-    </w:p>
-    <w:p>
-      <w:pPr>
-        <w:pStyle w:val="ListBullet"/>
-        <w:spacing w:line="240" w:lineRule="auto"/>
-        <w:ind w:left="720"/>
-      </w:pPr>
-      <w:r>
-        <w:rPr>
-          <w:lang w:val="zh_TW" w:bidi="zh_TW"/>
-        </w:rPr>
-      </w:r>
-      <w:hyperlink r:id="rId53">
-        <w:r>
-          <w:rPr>
-            <w:lang w:val="zh_TW" w:bidi="zh_TW"/>
-          </w:rPr>
-          <w:rPr>
-            <w:color w:val="0000EE"/>
-            <w:u w:val="single"/>
-          </w:rPr>
-          <w:t>使徒行傳14:19–20</w:t>
-        </w:r>
-      </w:hyperlink>
-    </w:p>
-    <w:p>
-      <w:pPr>
-        <w:pStyle w:val="ListBullet"/>
-        <w:spacing w:line="240" w:lineRule="auto"/>
-        <w:ind w:left="720"/>
-      </w:pPr>
-      <w:r>
-        <w:rPr>
-          <w:lang w:val="zh_TW" w:bidi="zh_TW"/>
-        </w:rPr>
-      </w:r>
-      <w:hyperlink r:id="rId54">
-        <w:r>
-          <w:rPr>
-            <w:lang w:val="zh_TW" w:bidi="zh_TW"/>
-          </w:rPr>
-          <w:rPr>
-            <w:color w:val="0000EE"/>
-            <w:u w:val="single"/>
-          </w:rPr>
-          <w:t>使徒行傳16:1–3</w:t>
-        </w:r>
-      </w:hyperlink>
+      <w:r>
+        <w:rPr>
+          <w:lang w:val="zh_TW" w:bidi="zh_TW"/>
+        </w:rPr>
+        <w:t>提摩太後書3:10–13</w:t>
+      </w:r>
+    </w:p>
+    <w:p>
+      <w:pPr>
+        <w:pStyle w:val="ListBullet"/>
+        <w:spacing w:line="240" w:lineRule="auto"/>
+        <w:ind w:left="720"/>
+      </w:pPr>
+      <w:r>
+        <w:rPr>
+          <w:lang w:val="zh_TW" w:bidi="zh_TW"/>
+        </w:rPr>
+      </w:r>
+      <w:r>
+        <w:rPr>
+          <w:lang w:val="zh_TW" w:bidi="zh_TW"/>
+        </w:rPr>
+        <w:t>使徒行傳14:1</w:t>
+      </w:r>
+    </w:p>
+    <w:p>
+      <w:pPr>
+        <w:pStyle w:val="ListBullet"/>
+        <w:spacing w:line="240" w:lineRule="auto"/>
+        <w:ind w:left="720"/>
+      </w:pPr>
+      <w:r>
+        <w:rPr>
+          <w:lang w:val="zh_TW" w:bidi="zh_TW"/>
+        </w:rPr>
+      </w:r>
+      <w:r>
+        <w:rPr>
+          <w:lang w:val="zh_TW" w:bidi="zh_TW"/>
+        </w:rPr>
+        <w:t>使徒行傳14:19–20</w:t>
+      </w:r>
+    </w:p>
+    <w:p>
+      <w:pPr>
+        <w:pStyle w:val="ListBullet"/>
+        <w:spacing w:line="240" w:lineRule="auto"/>
+        <w:ind w:left="720"/>
+      </w:pPr>
+      <w:r>
+        <w:rPr>
+          <w:lang w:val="zh_TW" w:bidi="zh_TW"/>
+        </w:rPr>
+      </w:r>
+      <w:r>
+        <w:rPr>
+          <w:lang w:val="zh_TW" w:bidi="zh_TW"/>
+        </w:rPr>
+        <w:t>使徒行傳16:1–3</w:t>
+      </w:r>
     </w:p>
     <w:p>
       <w:pPr>
@@ -3509,90 +3257,66 @@
           <w:lang w:val="zh_TW" w:bidi="zh_TW"/>
         </w:rPr>
       </w:r>
-      <w:hyperlink r:id="rId55">
-        <w:r>
-          <w:rPr>
-            <w:lang w:val="zh_TW" w:bidi="zh_TW"/>
-          </w:rPr>
-          <w:rPr>
-            <w:color w:val="0000EE"/>
-            <w:u w:val="single"/>
-          </w:rPr>
-          <w:t>撒母耳記上5:10</w:t>
-        </w:r>
-      </w:hyperlink>
-    </w:p>
-    <w:p>
-      <w:pPr>
-        <w:pStyle w:val="ListBullet"/>
-        <w:spacing w:line="240" w:lineRule="auto"/>
-        <w:ind w:left="720"/>
-      </w:pPr>
-      <w:r>
-        <w:rPr>
-          <w:lang w:val="zh_TW" w:bidi="zh_TW"/>
-        </w:rPr>
-      </w:r>
-      <w:hyperlink r:id="rId56">
-        <w:r>
-          <w:rPr>
-            <w:lang w:val="zh_TW" w:bidi="zh_TW"/>
-          </w:rPr>
-          <w:rPr>
-            <w:color w:val="0000EE"/>
-            <w:u w:val="single"/>
-          </w:rPr>
-          <w:t>約書亞記13:2–3</w:t>
-        </w:r>
-      </w:hyperlink>
-    </w:p>
-    <w:p>
-      <w:pPr>
-        <w:pStyle w:val="ListBullet"/>
-        <w:spacing w:line="240" w:lineRule="auto"/>
-        <w:ind w:left="720"/>
-      </w:pPr>
-      <w:r>
-        <w:rPr>
-          <w:lang w:val="zh_TW" w:bidi="zh_TW"/>
-        </w:rPr>
-      </w:r>
-      <w:hyperlink r:id="rId57">
-        <w:r>
-          <w:rPr>
-            <w:lang w:val="zh_TW" w:bidi="zh_TW"/>
-          </w:rPr>
-          <w:rPr>
-            <w:color w:val="0000EE"/>
-            <w:u w:val="single"/>
-          </w:rPr>
-          <w:t>士師記1:18–19</w:t>
-        </w:r>
-      </w:hyperlink>
-    </w:p>
-    <w:p>
-      <w:pPr>
-        <w:pStyle w:val="ListBullet"/>
-        <w:spacing w:line="240" w:lineRule="auto"/>
-        <w:ind w:left="720"/>
-      </w:pPr>
-      <w:r>
-        <w:rPr>
-          <w:lang w:val="zh_TW" w:bidi="zh_TW"/>
-        </w:rPr>
-      </w:r>
-      <w:hyperlink r:id="rId58">
-        <w:r>
-          <w:rPr>
-            <w:lang w:val="zh_TW" w:bidi="zh_TW"/>
-          </w:rPr>
-          <w:rPr>
-            <w:color w:val="0000EE"/>
-            <w:u w:val="single"/>
-          </w:rPr>
-          <w:t>撒迦利亞書9:5</w:t>
-        </w:r>
-      </w:hyperlink>
+      <w:r>
+        <w:rPr>
+          <w:lang w:val="zh_TW" w:bidi="zh_TW"/>
+        </w:rPr>
+        <w:t>撒母耳記上5:10</w:t>
+      </w:r>
+    </w:p>
+    <w:p>
+      <w:pPr>
+        <w:pStyle w:val="ListBullet"/>
+        <w:spacing w:line="240" w:lineRule="auto"/>
+        <w:ind w:left="720"/>
+      </w:pPr>
+      <w:r>
+        <w:rPr>
+          <w:lang w:val="zh_TW" w:bidi="zh_TW"/>
+        </w:rPr>
+      </w:r>
+      <w:r>
+        <w:rPr>
+          <w:lang w:val="zh_TW" w:bidi="zh_TW"/>
+        </w:rPr>
+        <w:t>約書亞記13:2–3</w:t>
+      </w:r>
+    </w:p>
+    <w:p>
+      <w:pPr>
+        <w:pStyle w:val="ListBullet"/>
+        <w:spacing w:line="240" w:lineRule="auto"/>
+        <w:ind w:left="720"/>
+      </w:pPr>
+      <w:r>
+        <w:rPr>
+          <w:lang w:val="zh_TW" w:bidi="zh_TW"/>
+        </w:rPr>
+      </w:r>
+      <w:r>
+        <w:rPr>
+          <w:lang w:val="zh_TW" w:bidi="zh_TW"/>
+        </w:rPr>
+        <w:t>士師記1:18–19</w:t>
+      </w:r>
+    </w:p>
+    <w:p>
+      <w:pPr>
+        <w:pStyle w:val="ListBullet"/>
+        <w:spacing w:line="240" w:lineRule="auto"/>
+        <w:ind w:left="720"/>
+      </w:pPr>
+      <w:r>
+        <w:rPr>
+          <w:lang w:val="zh_TW" w:bidi="zh_TW"/>
+        </w:rPr>
+      </w:r>
+      <w:r>
+        <w:rPr>
+          <w:lang w:val="zh_TW" w:bidi="zh_TW"/>
+        </w:rPr>
+        <w:t>撒迦利亞書9:5</w:t>
+      </w:r>
     </w:p>
     <w:p>
       <w:pPr>
@@ -3792,90 +3516,66 @@
           <w:lang w:val="zh_TW" w:bidi="zh_TW"/>
         </w:rPr>
       </w:r>
-      <w:hyperlink r:id="rId59">
-        <w:r>
-          <w:rPr>
-            <w:lang w:val="zh_TW" w:bidi="zh_TW"/>
-          </w:rPr>
-          <w:rPr>
-            <w:color w:val="0000EE"/>
-            <w:u w:val="single"/>
-          </w:rPr>
-          <w:t>歷代志上1:17–19</w:t>
-        </w:r>
-      </w:hyperlink>
-    </w:p>
-    <w:p>
-      <w:pPr>
-        <w:pStyle w:val="ListBullet"/>
-        <w:spacing w:line="240" w:lineRule="auto"/>
-        <w:ind w:left="720"/>
-      </w:pPr>
-      <w:r>
-        <w:rPr>
-          <w:lang w:val="zh_TW" w:bidi="zh_TW"/>
-        </w:rPr>
-      </w:r>
-      <w:hyperlink r:id="rId60">
-        <w:r>
-          <w:rPr>
-            <w:lang w:val="zh_TW" w:bidi="zh_TW"/>
-          </w:rPr>
-          <w:rPr>
-            <w:color w:val="0000EE"/>
-            <w:u w:val="single"/>
-          </w:rPr>
-          <w:t>使徒行傳2:9</w:t>
-        </w:r>
-      </w:hyperlink>
-    </w:p>
-    <w:p>
-      <w:pPr>
-        <w:pStyle w:val="ListBullet"/>
-        <w:spacing w:line="240" w:lineRule="auto"/>
-        <w:ind w:left="720"/>
-      </w:pPr>
-      <w:r>
-        <w:rPr>
-          <w:lang w:val="zh_TW" w:bidi="zh_TW"/>
-        </w:rPr>
-      </w:r>
-      <w:hyperlink r:id="rId61">
-        <w:r>
-          <w:rPr>
-            <w:lang w:val="zh_TW" w:bidi="zh_TW"/>
-          </w:rPr>
-          <w:rPr>
-            <w:color w:val="0000EE"/>
-            <w:u w:val="single"/>
-          </w:rPr>
-          <w:t>以斯拉記8:4–7</w:t>
-        </w:r>
-      </w:hyperlink>
-    </w:p>
-    <w:p>
-      <w:pPr>
-        <w:pStyle w:val="ListBullet"/>
-        <w:spacing w:line="240" w:lineRule="auto"/>
-        <w:ind w:left="720"/>
-      </w:pPr>
-      <w:r>
-        <w:rPr>
-          <w:lang w:val="zh_TW" w:bidi="zh_TW"/>
-        </w:rPr>
-      </w:r>
-      <w:hyperlink r:id="rId62">
-        <w:r>
-          <w:rPr>
-            <w:lang w:val="zh_TW" w:bidi="zh_TW"/>
-          </w:rPr>
-          <w:rPr>
-            <w:color w:val="0000EE"/>
-            <w:u w:val="single"/>
-          </w:rPr>
-          <w:t>以賽亞書22:6</w:t>
-        </w:r>
-      </w:hyperlink>
+      <w:r>
+        <w:rPr>
+          <w:lang w:val="zh_TW" w:bidi="zh_TW"/>
+        </w:rPr>
+        <w:t>歷代志上1:17–19</w:t>
+      </w:r>
+    </w:p>
+    <w:p>
+      <w:pPr>
+        <w:pStyle w:val="ListBullet"/>
+        <w:spacing w:line="240" w:lineRule="auto"/>
+        <w:ind w:left="720"/>
+      </w:pPr>
+      <w:r>
+        <w:rPr>
+          <w:lang w:val="zh_TW" w:bidi="zh_TW"/>
+        </w:rPr>
+      </w:r>
+      <w:r>
+        <w:rPr>
+          <w:lang w:val="zh_TW" w:bidi="zh_TW"/>
+        </w:rPr>
+        <w:t>使徒行傳2:9</w:t>
+      </w:r>
+    </w:p>
+    <w:p>
+      <w:pPr>
+        <w:pStyle w:val="ListBullet"/>
+        <w:spacing w:line="240" w:lineRule="auto"/>
+        <w:ind w:left="720"/>
+      </w:pPr>
+      <w:r>
+        <w:rPr>
+          <w:lang w:val="zh_TW" w:bidi="zh_TW"/>
+        </w:rPr>
+      </w:r>
+      <w:r>
+        <w:rPr>
+          <w:lang w:val="zh_TW" w:bidi="zh_TW"/>
+        </w:rPr>
+        <w:t>以斯拉記8:4–7</w:t>
+      </w:r>
+    </w:p>
+    <w:p>
+      <w:pPr>
+        <w:pStyle w:val="ListBullet"/>
+        <w:spacing w:line="240" w:lineRule="auto"/>
+        <w:ind w:left="720"/>
+      </w:pPr>
+      <w:r>
+        <w:rPr>
+          <w:lang w:val="zh_TW" w:bidi="zh_TW"/>
+        </w:rPr>
+      </w:r>
+      <w:r>
+        <w:rPr>
+          <w:lang w:val="zh_TW" w:bidi="zh_TW"/>
+        </w:rPr>
+        <w:t>以賽亞書22:6</w:t>
+      </w:r>
     </w:p>
     <w:p>
       <w:pPr>
@@ -4105,90 +3805,66 @@
           <w:lang w:val="zh_TW" w:bidi="zh_TW"/>
         </w:rPr>
       </w:r>
-      <w:hyperlink r:id="rId63">
-        <w:r>
-          <w:rPr>
-            <w:lang w:val="zh_TW" w:bidi="zh_TW"/>
-          </w:rPr>
-          <w:rPr>
-            <w:color w:val="0000EE"/>
-            <w:u w:val="single"/>
-          </w:rPr>
-          <w:t>列王紀上19:15–16</w:t>
-        </w:r>
-      </w:hyperlink>
-    </w:p>
-    <w:p>
-      <w:pPr>
-        <w:pStyle w:val="ListBullet"/>
-        <w:spacing w:line="240" w:lineRule="auto"/>
-        <w:ind w:left="720"/>
-      </w:pPr>
-      <w:r>
-        <w:rPr>
-          <w:lang w:val="zh_TW" w:bidi="zh_TW"/>
-        </w:rPr>
-      </w:r>
-      <w:hyperlink r:id="rId64">
-        <w:r>
-          <w:rPr>
-            <w:lang w:val="zh_TW" w:bidi="zh_TW"/>
-          </w:rPr>
-          <w:rPr>
-            <w:color w:val="0000EE"/>
-            <w:u w:val="single"/>
-          </w:rPr>
-          <w:t>列王紀下3:15</w:t>
-        </w:r>
-      </w:hyperlink>
-    </w:p>
-    <w:p>
-      <w:pPr>
-        <w:pStyle w:val="ListBullet"/>
-        <w:spacing w:line="240" w:lineRule="auto"/>
-        <w:ind w:left="720"/>
-      </w:pPr>
-      <w:r>
-        <w:rPr>
-          <w:lang w:val="zh_TW" w:bidi="zh_TW"/>
-        </w:rPr>
-      </w:r>
-      <w:hyperlink r:id="rId65">
-        <w:r>
-          <w:rPr>
-            <w:lang w:val="zh_TW" w:bidi="zh_TW"/>
-          </w:rPr>
-          <w:rPr>
-            <w:color w:val="0000EE"/>
-            <w:u w:val="single"/>
-          </w:rPr>
-          <w:t>列王紀下5:8</w:t>
-        </w:r>
-      </w:hyperlink>
-    </w:p>
-    <w:p>
-      <w:pPr>
-        <w:pStyle w:val="ListBullet"/>
-        <w:spacing w:line="240" w:lineRule="auto"/>
-        <w:ind w:left="720"/>
-      </w:pPr>
-      <w:r>
-        <w:rPr>
-          <w:lang w:val="zh_TW" w:bidi="zh_TW"/>
-        </w:rPr>
-      </w:r>
-      <w:hyperlink r:id="rId66">
-        <w:r>
-          <w:rPr>
-            <w:lang w:val="zh_TW" w:bidi="zh_TW"/>
-          </w:rPr>
-          <w:rPr>
-            <w:color w:val="0000EE"/>
-            <w:u w:val="single"/>
-          </w:rPr>
-          <w:t>路加福音4:25</w:t>
-        </w:r>
-      </w:hyperlink>
+      <w:r>
+        <w:rPr>
+          <w:lang w:val="zh_TW" w:bidi="zh_TW"/>
+        </w:rPr>
+        <w:t>列王紀上19:15–16</w:t>
+      </w:r>
+    </w:p>
+    <w:p>
+      <w:pPr>
+        <w:pStyle w:val="ListBullet"/>
+        <w:spacing w:line="240" w:lineRule="auto"/>
+        <w:ind w:left="720"/>
+      </w:pPr>
+      <w:r>
+        <w:rPr>
+          <w:lang w:val="zh_TW" w:bidi="zh_TW"/>
+        </w:rPr>
+      </w:r>
+      <w:r>
+        <w:rPr>
+          <w:lang w:val="zh_TW" w:bidi="zh_TW"/>
+        </w:rPr>
+        <w:t>列王紀下3:15</w:t>
+      </w:r>
+    </w:p>
+    <w:p>
+      <w:pPr>
+        <w:pStyle w:val="ListBullet"/>
+        <w:spacing w:line="240" w:lineRule="auto"/>
+        <w:ind w:left="720"/>
+      </w:pPr>
+      <w:r>
+        <w:rPr>
+          <w:lang w:val="zh_TW" w:bidi="zh_TW"/>
+        </w:rPr>
+      </w:r>
+      <w:r>
+        <w:rPr>
+          <w:lang w:val="zh_TW" w:bidi="zh_TW"/>
+        </w:rPr>
+        <w:t>列王紀下5:8</w:t>
+      </w:r>
+    </w:p>
+    <w:p>
+      <w:pPr>
+        <w:pStyle w:val="ListBullet"/>
+        <w:spacing w:line="240" w:lineRule="auto"/>
+        <w:ind w:left="720"/>
+      </w:pPr>
+      <w:r>
+        <w:rPr>
+          <w:lang w:val="zh_TW" w:bidi="zh_TW"/>
+        </w:rPr>
+      </w:r>
+      <w:r>
+        <w:rPr>
+          <w:lang w:val="zh_TW" w:bidi="zh_TW"/>
+        </w:rPr>
+        <w:t>路加福音4:25</w:t>
+      </w:r>
     </w:p>
     <w:p>
       <w:pPr>
@@ -4454,138 +4130,102 @@
           <w:lang w:val="zh_TW" w:bidi="zh_TW"/>
         </w:rPr>
       </w:r>
-      <w:hyperlink r:id="rId67">
-        <w:r>
-          <w:rPr>
-            <w:lang w:val="zh_TW" w:bidi="zh_TW"/>
-          </w:rPr>
-          <w:rPr>
-            <w:color w:val="0000EE"/>
-            <w:u w:val="single"/>
-          </w:rPr>
-          <w:t>列王紀上17:1</w:t>
-        </w:r>
-      </w:hyperlink>
-    </w:p>
-    <w:p>
-      <w:pPr>
-        <w:pStyle w:val="ListBullet"/>
-        <w:spacing w:line="240" w:lineRule="auto"/>
-        <w:ind w:left="720"/>
-      </w:pPr>
-      <w:r>
-        <w:rPr>
-          <w:lang w:val="zh_TW" w:bidi="zh_TW"/>
-        </w:rPr>
-      </w:r>
-      <w:hyperlink r:id="rId68">
-        <w:r>
-          <w:rPr>
-            <w:lang w:val="zh_TW" w:bidi="zh_TW"/>
-          </w:rPr>
-          <w:rPr>
-            <w:color w:val="0000EE"/>
-            <w:u w:val="single"/>
-          </w:rPr>
-          <w:t>列王紀下1:3–4</w:t>
-        </w:r>
-      </w:hyperlink>
-    </w:p>
-    <w:p>
-      <w:pPr>
-        <w:pStyle w:val="ListBullet"/>
-        <w:spacing w:line="240" w:lineRule="auto"/>
-        <w:ind w:left="720"/>
-      </w:pPr>
-      <w:r>
-        <w:rPr>
-          <w:lang w:val="zh_TW" w:bidi="zh_TW"/>
-        </w:rPr>
-      </w:r>
-      <w:hyperlink r:id="rId69">
-        <w:r>
-          <w:rPr>
-            <w:lang w:val="zh_TW" w:bidi="zh_TW"/>
-          </w:rPr>
-          <w:rPr>
-            <w:color w:val="0000EE"/>
-            <w:u w:val="single"/>
-          </w:rPr>
-          <w:t>雅各書5:16–18</w:t>
-        </w:r>
-      </w:hyperlink>
-    </w:p>
-    <w:p>
-      <w:pPr>
-        <w:pStyle w:val="ListBullet"/>
-        <w:spacing w:line="240" w:lineRule="auto"/>
-        <w:ind w:left="720"/>
-      </w:pPr>
-      <w:r>
-        <w:rPr>
-          <w:lang w:val="zh_TW" w:bidi="zh_TW"/>
-        </w:rPr>
-      </w:r>
-      <w:hyperlink r:id="rId70">
-        <w:r>
-          <w:rPr>
-            <w:lang w:val="zh_TW" w:bidi="zh_TW"/>
-          </w:rPr>
-          <w:rPr>
-            <w:color w:val="0000EE"/>
-            <w:u w:val="single"/>
-          </w:rPr>
-          <w:t>約翰福音1:19–21</w:t>
-        </w:r>
-      </w:hyperlink>
-    </w:p>
-    <w:p>
-      <w:pPr>
-        <w:pStyle w:val="ListBullet"/>
-        <w:spacing w:line="240" w:lineRule="auto"/>
-        <w:ind w:left="720"/>
-      </w:pPr>
-      <w:r>
-        <w:rPr>
-          <w:lang w:val="zh_TW" w:bidi="zh_TW"/>
-        </w:rPr>
-      </w:r>
-      <w:hyperlink r:id="rId71">
-        <w:r>
-          <w:rPr>
-            <w:lang w:val="zh_TW" w:bidi="zh_TW"/>
-          </w:rPr>
-          <w:rPr>
-            <w:color w:val="0000EE"/>
-            <w:u w:val="single"/>
-          </w:rPr>
-          <w:t>約翰福音1:24–25</w:t>
-        </w:r>
-      </w:hyperlink>
-    </w:p>
-    <w:p>
-      <w:pPr>
-        <w:pStyle w:val="ListBullet"/>
-        <w:spacing w:line="240" w:lineRule="auto"/>
-        <w:ind w:left="720"/>
-      </w:pPr>
-      <w:r>
-        <w:rPr>
-          <w:lang w:val="zh_TW" w:bidi="zh_TW"/>
-        </w:rPr>
-      </w:r>
-      <w:hyperlink r:id="rId72">
-        <w:r>
-          <w:rPr>
-            <w:lang w:val="zh_TW" w:bidi="zh_TW"/>
-          </w:rPr>
-          <w:rPr>
-            <w:color w:val="0000EE"/>
-            <w:u w:val="single"/>
-          </w:rPr>
-          <w:t>馬可福音9:5</w:t>
-        </w:r>
-      </w:hyperlink>
+      <w:r>
+        <w:rPr>
+          <w:lang w:val="zh_TW" w:bidi="zh_TW"/>
+        </w:rPr>
+        <w:t>列王紀上17:1</w:t>
+      </w:r>
+    </w:p>
+    <w:p>
+      <w:pPr>
+        <w:pStyle w:val="ListBullet"/>
+        <w:spacing w:line="240" w:lineRule="auto"/>
+        <w:ind w:left="720"/>
+      </w:pPr>
+      <w:r>
+        <w:rPr>
+          <w:lang w:val="zh_TW" w:bidi="zh_TW"/>
+        </w:rPr>
+      </w:r>
+      <w:r>
+        <w:rPr>
+          <w:lang w:val="zh_TW" w:bidi="zh_TW"/>
+        </w:rPr>
+        <w:t>列王紀下1:3–4</w:t>
+      </w:r>
+    </w:p>
+    <w:p>
+      <w:pPr>
+        <w:pStyle w:val="ListBullet"/>
+        <w:spacing w:line="240" w:lineRule="auto"/>
+        <w:ind w:left="720"/>
+      </w:pPr>
+      <w:r>
+        <w:rPr>
+          <w:lang w:val="zh_TW" w:bidi="zh_TW"/>
+        </w:rPr>
+      </w:r>
+      <w:r>
+        <w:rPr>
+          <w:lang w:val="zh_TW" w:bidi="zh_TW"/>
+        </w:rPr>
+        <w:t>雅各書5:16–18</w:t>
+      </w:r>
+    </w:p>
+    <w:p>
+      <w:pPr>
+        <w:pStyle w:val="ListBullet"/>
+        <w:spacing w:line="240" w:lineRule="auto"/>
+        <w:ind w:left="720"/>
+      </w:pPr>
+      <w:r>
+        <w:rPr>
+          <w:lang w:val="zh_TW" w:bidi="zh_TW"/>
+        </w:rPr>
+      </w:r>
+      <w:r>
+        <w:rPr>
+          <w:lang w:val="zh_TW" w:bidi="zh_TW"/>
+        </w:rPr>
+        <w:t>約翰福音1:19–21</w:t>
+      </w:r>
+    </w:p>
+    <w:p>
+      <w:pPr>
+        <w:pStyle w:val="ListBullet"/>
+        <w:spacing w:line="240" w:lineRule="auto"/>
+        <w:ind w:left="720"/>
+      </w:pPr>
+      <w:r>
+        <w:rPr>
+          <w:lang w:val="zh_TW" w:bidi="zh_TW"/>
+        </w:rPr>
+      </w:r>
+      <w:r>
+        <w:rPr>
+          <w:lang w:val="zh_TW" w:bidi="zh_TW"/>
+        </w:rPr>
+        <w:t>約翰福音1:24–25</w:t>
+      </w:r>
+    </w:p>
+    <w:p>
+      <w:pPr>
+        <w:pStyle w:val="ListBullet"/>
+        <w:spacing w:line="240" w:lineRule="auto"/>
+        <w:ind w:left="720"/>
+      </w:pPr>
+      <w:r>
+        <w:rPr>
+          <w:lang w:val="zh_TW" w:bidi="zh_TW"/>
+        </w:rPr>
+      </w:r>
+      <w:r>
+        <w:rPr>
+          <w:lang w:val="zh_TW" w:bidi="zh_TW"/>
+        </w:rPr>
+        <w:t>馬可福音9:5</w:t>
+      </w:r>
     </w:p>
     <w:p>
       <w:pPr>
@@ -5197,90 +4837,66 @@
           <w:lang w:val="zh_TW" w:bidi="zh_TW"/>
         </w:rPr>
       </w:r>
-      <w:hyperlink r:id="rId73">
-        <w:r>
-          <w:rPr>
-            <w:lang w:val="zh_TW" w:bidi="zh_TW"/>
-          </w:rPr>
-          <w:rPr>
-            <w:color w:val="0000EE"/>
-            <w:u w:val="single"/>
-          </w:rPr>
-          <w:t>列王紀下18:18</w:t>
-        </w:r>
-      </w:hyperlink>
-    </w:p>
-    <w:p>
-      <w:pPr>
-        <w:pStyle w:val="ListBullet"/>
-        <w:spacing w:line="240" w:lineRule="auto"/>
-        <w:ind w:left="720"/>
-      </w:pPr>
-      <w:r>
-        <w:rPr>
-          <w:lang w:val="zh_TW" w:bidi="zh_TW"/>
-        </w:rPr>
-      </w:r>
-      <w:hyperlink r:id="rId74">
-        <w:r>
-          <w:rPr>
-            <w:lang w:val="zh_TW" w:bidi="zh_TW"/>
-          </w:rPr>
-          <w:rPr>
-            <w:color w:val="0000EE"/>
-            <w:u w:val="single"/>
-          </w:rPr>
-          <w:t>列王紀下18:26</w:t>
-        </w:r>
-      </w:hyperlink>
-    </w:p>
-    <w:p>
-      <w:pPr>
-        <w:pStyle w:val="ListBullet"/>
-        <w:spacing w:line="240" w:lineRule="auto"/>
-        <w:ind w:left="720"/>
-      </w:pPr>
-      <w:r>
-        <w:rPr>
-          <w:lang w:val="zh_TW" w:bidi="zh_TW"/>
-        </w:rPr>
-      </w:r>
-      <w:hyperlink r:id="rId75">
-        <w:r>
-          <w:rPr>
-            <w:lang w:val="zh_TW" w:bidi="zh_TW"/>
-          </w:rPr>
-          <w:rPr>
-            <w:color w:val="0000EE"/>
-            <w:u w:val="single"/>
-          </w:rPr>
-          <w:t>列王紀下18:37</w:t>
-        </w:r>
-      </w:hyperlink>
-    </w:p>
-    <w:p>
-      <w:pPr>
-        <w:pStyle w:val="ListBullet"/>
-        <w:spacing w:line="240" w:lineRule="auto"/>
-        <w:ind w:left="720"/>
-      </w:pPr>
-      <w:r>
-        <w:rPr>
-          <w:lang w:val="zh_TW" w:bidi="zh_TW"/>
-        </w:rPr>
-      </w:r>
-      <w:hyperlink r:id="rId76">
-        <w:r>
-          <w:rPr>
-            <w:lang w:val="zh_TW" w:bidi="zh_TW"/>
-          </w:rPr>
-          <w:rPr>
-            <w:color w:val="0000EE"/>
-            <w:u w:val="single"/>
-          </w:rPr>
-          <w:t>列王紀下23:34–35</w:t>
-        </w:r>
-      </w:hyperlink>
+      <w:r>
+        <w:rPr>
+          <w:lang w:val="zh_TW" w:bidi="zh_TW"/>
+        </w:rPr>
+        <w:t>列王紀下18:18</w:t>
+      </w:r>
+    </w:p>
+    <w:p>
+      <w:pPr>
+        <w:pStyle w:val="ListBullet"/>
+        <w:spacing w:line="240" w:lineRule="auto"/>
+        <w:ind w:left="720"/>
+      </w:pPr>
+      <w:r>
+        <w:rPr>
+          <w:lang w:val="zh_TW" w:bidi="zh_TW"/>
+        </w:rPr>
+      </w:r>
+      <w:r>
+        <w:rPr>
+          <w:lang w:val="zh_TW" w:bidi="zh_TW"/>
+        </w:rPr>
+        <w:t>列王紀下18:26</w:t>
+      </w:r>
+    </w:p>
+    <w:p>
+      <w:pPr>
+        <w:pStyle w:val="ListBullet"/>
+        <w:spacing w:line="240" w:lineRule="auto"/>
+        <w:ind w:left="720"/>
+      </w:pPr>
+      <w:r>
+        <w:rPr>
+          <w:lang w:val="zh_TW" w:bidi="zh_TW"/>
+        </w:rPr>
+      </w:r>
+      <w:r>
+        <w:rPr>
+          <w:lang w:val="zh_TW" w:bidi="zh_TW"/>
+        </w:rPr>
+        <w:t>列王紀下18:37</w:t>
+      </w:r>
+    </w:p>
+    <w:p>
+      <w:pPr>
+        <w:pStyle w:val="ListBullet"/>
+        <w:spacing w:line="240" w:lineRule="auto"/>
+        <w:ind w:left="720"/>
+      </w:pPr>
+      <w:r>
+        <w:rPr>
+          <w:lang w:val="zh_TW" w:bidi="zh_TW"/>
+        </w:rPr>
+      </w:r>
+      <w:r>
+        <w:rPr>
+          <w:lang w:val="zh_TW" w:bidi="zh_TW"/>
+        </w:rPr>
+        <w:t>列王紀下23:34–35</w:t>
+      </w:r>
     </w:p>
     <w:p>
       <w:pPr>
@@ -5514,90 +5130,66 @@
           <w:lang w:val="zh_TW" w:bidi="zh_TW"/>
         </w:rPr>
       </w:r>
-      <w:hyperlink r:id="rId77">
-        <w:r>
-          <w:rPr>
-            <w:lang w:val="zh_TW" w:bidi="zh_TW"/>
-          </w:rPr>
-          <w:rPr>
-            <w:color w:val="0000EE"/>
-            <w:u w:val="single"/>
-          </w:rPr>
-          <w:t>歷代志上24:3</w:t>
-        </w:r>
-      </w:hyperlink>
-    </w:p>
-    <w:p>
-      <w:pPr>
-        <w:pStyle w:val="ListBullet"/>
-        <w:spacing w:line="240" w:lineRule="auto"/>
-        <w:ind w:left="720"/>
-      </w:pPr>
-      <w:r>
-        <w:rPr>
-          <w:lang w:val="zh_TW" w:bidi="zh_TW"/>
-        </w:rPr>
-      </w:r>
-      <w:hyperlink r:id="rId78">
-        <w:r>
-          <w:rPr>
-            <w:lang w:val="zh_TW" w:bidi="zh_TW"/>
-          </w:rPr>
-          <w:rPr>
-            <w:color w:val="0000EE"/>
-            <w:u w:val="single"/>
-          </w:rPr>
-          <w:t>士師記20:27–28</w:t>
-        </w:r>
-      </w:hyperlink>
-    </w:p>
-    <w:p>
-      <w:pPr>
-        <w:pStyle w:val="ListBullet"/>
-        <w:spacing w:line="240" w:lineRule="auto"/>
-        <w:ind w:left="720"/>
-      </w:pPr>
-      <w:r>
-        <w:rPr>
-          <w:lang w:val="zh_TW" w:bidi="zh_TW"/>
-        </w:rPr>
-      </w:r>
-      <w:hyperlink r:id="rId79">
-        <w:r>
-          <w:rPr>
-            <w:lang w:val="zh_TW" w:bidi="zh_TW"/>
-          </w:rPr>
-          <w:rPr>
-            <w:color w:val="0000EE"/>
-            <w:u w:val="single"/>
-          </w:rPr>
-          <w:t>民數記26:1–2</w:t>
-        </w:r>
-      </w:hyperlink>
-    </w:p>
-    <w:p>
-      <w:pPr>
-        <w:pStyle w:val="ListBullet"/>
-        <w:spacing w:line="240" w:lineRule="auto"/>
-        <w:ind w:left="720"/>
-      </w:pPr>
-      <w:r>
-        <w:rPr>
-          <w:lang w:val="zh_TW" w:bidi="zh_TW"/>
-        </w:rPr>
-      </w:r>
-      <w:hyperlink r:id="rId80">
-        <w:r>
-          <w:rPr>
-            <w:lang w:val="zh_TW" w:bidi="zh_TW"/>
-          </w:rPr>
-          <w:rPr>
-            <w:color w:val="0000EE"/>
-            <w:u w:val="single"/>
-          </w:rPr>
-          <w:t>民數記34:16–18</w:t>
-        </w:r>
-      </w:hyperlink>
+      <w:r>
+        <w:rPr>
+          <w:lang w:val="zh_TW" w:bidi="zh_TW"/>
+        </w:rPr>
+        <w:t>歷代志上24:3</w:t>
+      </w:r>
+    </w:p>
+    <w:p>
+      <w:pPr>
+        <w:pStyle w:val="ListBullet"/>
+        <w:spacing w:line="240" w:lineRule="auto"/>
+        <w:ind w:left="720"/>
+      </w:pPr>
+      <w:r>
+        <w:rPr>
+          <w:lang w:val="zh_TW" w:bidi="zh_TW"/>
+        </w:rPr>
+      </w:r>
+      <w:r>
+        <w:rPr>
+          <w:lang w:val="zh_TW" w:bidi="zh_TW"/>
+        </w:rPr>
+        <w:t>士師記20:27–28</w:t>
+      </w:r>
+    </w:p>
+    <w:p>
+      <w:pPr>
+        <w:pStyle w:val="ListBullet"/>
+        <w:spacing w:line="240" w:lineRule="auto"/>
+        <w:ind w:left="720"/>
+      </w:pPr>
+      <w:r>
+        <w:rPr>
+          <w:lang w:val="zh_TW" w:bidi="zh_TW"/>
+        </w:rPr>
+      </w:r>
+      <w:r>
+        <w:rPr>
+          <w:lang w:val="zh_TW" w:bidi="zh_TW"/>
+        </w:rPr>
+        <w:t>民數記26:1–2</w:t>
+      </w:r>
+    </w:p>
+    <w:p>
+      <w:pPr>
+        <w:pStyle w:val="ListBullet"/>
+        <w:spacing w:line="240" w:lineRule="auto"/>
+        <w:ind w:left="720"/>
+      </w:pPr>
+      <w:r>
+        <w:rPr>
+          <w:lang w:val="zh_TW" w:bidi="zh_TW"/>
+        </w:rPr>
+      </w:r>
+      <w:r>
+        <w:rPr>
+          <w:lang w:val="zh_TW" w:bidi="zh_TW"/>
+        </w:rPr>
+        <w:t>民數記34:16–18</w:t>
+      </w:r>
     </w:p>
     <w:p>
       <w:pPr>
@@ -5815,114 +5407,84 @@
           <w:lang w:val="zh_TW" w:bidi="zh_TW"/>
         </w:rPr>
       </w:r>
-      <w:hyperlink r:id="rId81">
-        <w:r>
-          <w:rPr>
-            <w:lang w:val="zh_TW" w:bidi="zh_TW"/>
-          </w:rPr>
-          <w:rPr>
-            <w:color w:val="0000EE"/>
-            <w:u w:val="single"/>
-          </w:rPr>
-          <w:t>歷代志上1:3</w:t>
-        </w:r>
-      </w:hyperlink>
-    </w:p>
-    <w:p>
-      <w:pPr>
-        <w:pStyle w:val="ListBullet"/>
-        <w:spacing w:line="240" w:lineRule="auto"/>
-        <w:ind w:left="720"/>
-      </w:pPr>
-      <w:r>
-        <w:rPr>
-          <w:lang w:val="zh_TW" w:bidi="zh_TW"/>
-        </w:rPr>
-      </w:r>
-      <w:hyperlink r:id="rId82">
-        <w:r>
-          <w:rPr>
-            <w:lang w:val="zh_TW" w:bidi="zh_TW"/>
-          </w:rPr>
-          <w:rPr>
-            <w:color w:val="0000EE"/>
-            <w:u w:val="single"/>
-          </w:rPr>
-          <w:t>創世記5:18–20</w:t>
-        </w:r>
-      </w:hyperlink>
-    </w:p>
-    <w:p>
-      <w:pPr>
-        <w:pStyle w:val="ListBullet"/>
-        <w:spacing w:line="240" w:lineRule="auto"/>
-        <w:ind w:left="720"/>
-      </w:pPr>
-      <w:r>
-        <w:rPr>
-          <w:lang w:val="zh_TW" w:bidi="zh_TW"/>
-        </w:rPr>
-      </w:r>
-      <w:hyperlink r:id="rId83">
-        <w:r>
-          <w:rPr>
-            <w:lang w:val="zh_TW" w:bidi="zh_TW"/>
-          </w:rPr>
-          <w:rPr>
-            <w:color w:val="0000EE"/>
-            <w:u w:val="single"/>
-          </w:rPr>
-          <w:t>創世記5:24</w:t>
-        </w:r>
-      </w:hyperlink>
-    </w:p>
-    <w:p>
-      <w:pPr>
-        <w:pStyle w:val="ListBullet"/>
-        <w:spacing w:line="240" w:lineRule="auto"/>
-        <w:ind w:left="720"/>
-      </w:pPr>
-      <w:r>
-        <w:rPr>
-          <w:lang w:val="zh_TW" w:bidi="zh_TW"/>
-        </w:rPr>
-      </w:r>
-      <w:hyperlink r:id="rId84">
-        <w:r>
-          <w:rPr>
-            <w:lang w:val="zh_TW" w:bidi="zh_TW"/>
-          </w:rPr>
-          <w:rPr>
-            <w:color w:val="0000EE"/>
-            <w:u w:val="single"/>
-          </w:rPr>
-          <w:t>猶大書1:14</w:t>
-        </w:r>
-      </w:hyperlink>
-    </w:p>
-    <w:p>
-      <w:pPr>
-        <w:pStyle w:val="ListBullet"/>
-        <w:spacing w:line="240" w:lineRule="auto"/>
-        <w:ind w:left="720"/>
-      </w:pPr>
-      <w:r>
-        <w:rPr>
-          <w:lang w:val="zh_TW" w:bidi="zh_TW"/>
-        </w:rPr>
-      </w:r>
-      <w:hyperlink r:id="rId85">
-        <w:r>
-          <w:rPr>
-            <w:lang w:val="zh_TW" w:bidi="zh_TW"/>
-          </w:rPr>
-          <w:rPr>
-            <w:color w:val="0000EE"/>
-            <w:u w:val="single"/>
-          </w:rPr>
-          <w:t>路加福音3:36–38</w:t>
-        </w:r>
-      </w:hyperlink>
+      <w:r>
+        <w:rPr>
+          <w:lang w:val="zh_TW" w:bidi="zh_TW"/>
+        </w:rPr>
+        <w:t>歷代志上1:3</w:t>
+      </w:r>
+    </w:p>
+    <w:p>
+      <w:pPr>
+        <w:pStyle w:val="ListBullet"/>
+        <w:spacing w:line="240" w:lineRule="auto"/>
+        <w:ind w:left="720"/>
+      </w:pPr>
+      <w:r>
+        <w:rPr>
+          <w:lang w:val="zh_TW" w:bidi="zh_TW"/>
+        </w:rPr>
+      </w:r>
+      <w:r>
+        <w:rPr>
+          <w:lang w:val="zh_TW" w:bidi="zh_TW"/>
+        </w:rPr>
+        <w:t>創世記5:18–20</w:t>
+      </w:r>
+    </w:p>
+    <w:p>
+      <w:pPr>
+        <w:pStyle w:val="ListBullet"/>
+        <w:spacing w:line="240" w:lineRule="auto"/>
+        <w:ind w:left="720"/>
+      </w:pPr>
+      <w:r>
+        <w:rPr>
+          <w:lang w:val="zh_TW" w:bidi="zh_TW"/>
+        </w:rPr>
+      </w:r>
+      <w:r>
+        <w:rPr>
+          <w:lang w:val="zh_TW" w:bidi="zh_TW"/>
+        </w:rPr>
+        <w:t>創世記5:24</w:t>
+      </w:r>
+    </w:p>
+    <w:p>
+      <w:pPr>
+        <w:pStyle w:val="ListBullet"/>
+        <w:spacing w:line="240" w:lineRule="auto"/>
+        <w:ind w:left="720"/>
+      </w:pPr>
+      <w:r>
+        <w:rPr>
+          <w:lang w:val="zh_TW" w:bidi="zh_TW"/>
+        </w:rPr>
+      </w:r>
+      <w:r>
+        <w:rPr>
+          <w:lang w:val="zh_TW" w:bidi="zh_TW"/>
+        </w:rPr>
+        <w:t>猶大書1:14</w:t>
+      </w:r>
+    </w:p>
+    <w:p>
+      <w:pPr>
+        <w:pStyle w:val="ListBullet"/>
+        <w:spacing w:line="240" w:lineRule="auto"/>
+        <w:ind w:left="720"/>
+      </w:pPr>
+      <w:r>
+        <w:rPr>
+          <w:lang w:val="zh_TW" w:bidi="zh_TW"/>
+        </w:rPr>
+      </w:r>
+      <w:r>
+        <w:rPr>
+          <w:lang w:val="zh_TW" w:bidi="zh_TW"/>
+        </w:rPr>
+        <w:t>路加福音3:36–38</w:t>
+      </w:r>
     </w:p>
     <w:p>
       <w:pPr>
@@ -6236,210 +5798,156 @@
           <w:lang w:val="zh_TW" w:bidi="zh_TW"/>
         </w:rPr>
       </w:r>
-      <w:hyperlink r:id="rId86">
-        <w:r>
-          <w:rPr>
-            <w:lang w:val="zh_TW" w:bidi="zh_TW"/>
-          </w:rPr>
-          <w:rPr>
-            <w:color w:val="0000EE"/>
-            <w:u w:val="single"/>
-          </w:rPr>
-          <w:t>加拉太書4:28–29</w:t>
-        </w:r>
-      </w:hyperlink>
-    </w:p>
-    <w:p>
-      <w:pPr>
-        <w:pStyle w:val="ListBullet"/>
-        <w:spacing w:line="240" w:lineRule="auto"/>
-        <w:ind w:left="720"/>
-      </w:pPr>
-      <w:r>
-        <w:rPr>
-          <w:lang w:val="zh_TW" w:bidi="zh_TW"/>
-        </w:rPr>
-      </w:r>
-      <w:hyperlink r:id="rId87">
-        <w:r>
-          <w:rPr>
-            <w:lang w:val="zh_TW" w:bidi="zh_TW"/>
-          </w:rPr>
-          <w:rPr>
-            <w:color w:val="0000EE"/>
-            <w:u w:val="single"/>
-          </w:rPr>
-          <w:t>創世記25:9–11</w:t>
-        </w:r>
-      </w:hyperlink>
-    </w:p>
-    <w:p>
-      <w:pPr>
-        <w:pStyle w:val="ListBullet"/>
-        <w:spacing w:line="240" w:lineRule="auto"/>
-        <w:ind w:left="720"/>
-      </w:pPr>
-      <w:r>
-        <w:rPr>
-          <w:lang w:val="zh_TW" w:bidi="zh_TW"/>
-        </w:rPr>
-      </w:r>
-      <w:hyperlink r:id="rId88">
-        <w:r>
-          <w:rPr>
-            <w:lang w:val="zh_TW" w:bidi="zh_TW"/>
-          </w:rPr>
-          <w:rPr>
-            <w:color w:val="0000EE"/>
-            <w:u w:val="single"/>
-          </w:rPr>
-          <w:t>創世記25:19</w:t>
-        </w:r>
-      </w:hyperlink>
-    </w:p>
-    <w:p>
-      <w:pPr>
-        <w:pStyle w:val="ListBullet"/>
-        <w:spacing w:line="240" w:lineRule="auto"/>
-        <w:ind w:left="720"/>
-      </w:pPr>
-      <w:r>
-        <w:rPr>
-          <w:lang w:val="zh_TW" w:bidi="zh_TW"/>
-        </w:rPr>
-      </w:r>
-      <w:hyperlink r:id="rId89">
-        <w:r>
-          <w:rPr>
-            <w:lang w:val="zh_TW" w:bidi="zh_TW"/>
-          </w:rPr>
-          <w:rPr>
-            <w:color w:val="0000EE"/>
-            <w:u w:val="single"/>
-          </w:rPr>
-          <w:t>創世記26:1</w:t>
-        </w:r>
-      </w:hyperlink>
-    </w:p>
-    <w:p>
-      <w:pPr>
-        <w:pStyle w:val="ListBullet"/>
-        <w:spacing w:line="240" w:lineRule="auto"/>
-        <w:ind w:left="720"/>
-      </w:pPr>
-      <w:r>
-        <w:rPr>
-          <w:lang w:val="zh_TW" w:bidi="zh_TW"/>
-        </w:rPr>
-      </w:r>
-      <w:hyperlink r:id="rId90">
-        <w:r>
-          <w:rPr>
-            <w:lang w:val="zh_TW" w:bidi="zh_TW"/>
-          </w:rPr>
-          <w:rPr>
-            <w:color w:val="0000EE"/>
-            <w:u w:val="single"/>
-          </w:rPr>
-          <w:t>創世記26:8</w:t>
-        </w:r>
-      </w:hyperlink>
-    </w:p>
-    <w:p>
-      <w:pPr>
-        <w:pStyle w:val="ListBullet"/>
-        <w:spacing w:line="240" w:lineRule="auto"/>
-        <w:ind w:left="720"/>
-      </w:pPr>
-      <w:r>
-        <w:rPr>
-          <w:lang w:val="zh_TW" w:bidi="zh_TW"/>
-        </w:rPr>
-      </w:r>
-      <w:hyperlink r:id="rId91">
-        <w:r>
-          <w:rPr>
-            <w:lang w:val="zh_TW" w:bidi="zh_TW"/>
-          </w:rPr>
-          <w:rPr>
-            <w:color w:val="0000EE"/>
-            <w:u w:val="single"/>
-          </w:rPr>
-          <w:t>創世記28:1–2</w:t>
-        </w:r>
-      </w:hyperlink>
-    </w:p>
-    <w:p>
-      <w:pPr>
-        <w:pStyle w:val="ListBullet"/>
-        <w:spacing w:line="240" w:lineRule="auto"/>
-        <w:ind w:left="720"/>
-      </w:pPr>
-      <w:r>
-        <w:rPr>
-          <w:lang w:val="zh_TW" w:bidi="zh_TW"/>
-        </w:rPr>
-      </w:r>
-      <w:hyperlink r:id="rId92">
-        <w:r>
-          <w:rPr>
-            <w:lang w:val="zh_TW" w:bidi="zh_TW"/>
-          </w:rPr>
-          <w:rPr>
-            <w:color w:val="0000EE"/>
-            <w:u w:val="single"/>
-          </w:rPr>
-          <w:t>創世記31:18</w:t>
-        </w:r>
-      </w:hyperlink>
-    </w:p>
-    <w:p>
-      <w:pPr>
-        <w:pStyle w:val="ListBullet"/>
-        <w:spacing w:line="240" w:lineRule="auto"/>
-        <w:ind w:left="720"/>
-      </w:pPr>
-      <w:r>
-        <w:rPr>
-          <w:lang w:val="zh_TW" w:bidi="zh_TW"/>
-        </w:rPr>
-      </w:r>
-      <w:hyperlink r:id="rId93">
-        <w:r>
-          <w:rPr>
-            <w:lang w:val="zh_TW" w:bidi="zh_TW"/>
-          </w:rPr>
-          <w:rPr>
-            <w:color w:val="0000EE"/>
-            <w:u w:val="single"/>
-          </w:rPr>
-          <w:t>馬太福音8:11–13</w:t>
-        </w:r>
-      </w:hyperlink>
-    </w:p>
-    <w:p>
-      <w:pPr>
-        <w:pStyle w:val="ListBullet"/>
-        <w:spacing w:line="240" w:lineRule="auto"/>
-        <w:ind w:left="720"/>
-      </w:pPr>
-      <w:r>
-        <w:rPr>
-          <w:lang w:val="zh_TW" w:bidi="zh_TW"/>
-        </w:rPr>
-      </w:r>
-      <w:hyperlink r:id="rId94">
-        <w:r>
-          <w:rPr>
-            <w:lang w:val="zh_TW" w:bidi="zh_TW"/>
-          </w:rPr>
-          <w:rPr>
-            <w:color w:val="0000EE"/>
-            <w:u w:val="single"/>
-          </w:rPr>
-          <w:t>馬太福音22:32</w:t>
-        </w:r>
-      </w:hyperlink>
+      <w:r>
+        <w:rPr>
+          <w:lang w:val="zh_TW" w:bidi="zh_TW"/>
+        </w:rPr>
+        <w:t>加拉太書4:28–29</w:t>
+      </w:r>
+    </w:p>
+    <w:p>
+      <w:pPr>
+        <w:pStyle w:val="ListBullet"/>
+        <w:spacing w:line="240" w:lineRule="auto"/>
+        <w:ind w:left="720"/>
+      </w:pPr>
+      <w:r>
+        <w:rPr>
+          <w:lang w:val="zh_TW" w:bidi="zh_TW"/>
+        </w:rPr>
+      </w:r>
+      <w:r>
+        <w:rPr>
+          <w:lang w:val="zh_TW" w:bidi="zh_TW"/>
+        </w:rPr>
+        <w:t>創世記25:9–11</w:t>
+      </w:r>
+    </w:p>
+    <w:p>
+      <w:pPr>
+        <w:pStyle w:val="ListBullet"/>
+        <w:spacing w:line="240" w:lineRule="auto"/>
+        <w:ind w:left="720"/>
+      </w:pPr>
+      <w:r>
+        <w:rPr>
+          <w:lang w:val="zh_TW" w:bidi="zh_TW"/>
+        </w:rPr>
+      </w:r>
+      <w:r>
+        <w:rPr>
+          <w:lang w:val="zh_TW" w:bidi="zh_TW"/>
+        </w:rPr>
+        <w:t>創世記25:19</w:t>
+      </w:r>
+    </w:p>
+    <w:p>
+      <w:pPr>
+        <w:pStyle w:val="ListBullet"/>
+        <w:spacing w:line="240" w:lineRule="auto"/>
+        <w:ind w:left="720"/>
+      </w:pPr>
+      <w:r>
+        <w:rPr>
+          <w:lang w:val="zh_TW" w:bidi="zh_TW"/>
+        </w:rPr>
+      </w:r>
+      <w:r>
+        <w:rPr>
+          <w:lang w:val="zh_TW" w:bidi="zh_TW"/>
+        </w:rPr>
+        <w:t>創世記26:1</w:t>
+      </w:r>
+    </w:p>
+    <w:p>
+      <w:pPr>
+        <w:pStyle w:val="ListBullet"/>
+        <w:spacing w:line="240" w:lineRule="auto"/>
+        <w:ind w:left="720"/>
+      </w:pPr>
+      <w:r>
+        <w:rPr>
+          <w:lang w:val="zh_TW" w:bidi="zh_TW"/>
+        </w:rPr>
+      </w:r>
+      <w:r>
+        <w:rPr>
+          <w:lang w:val="zh_TW" w:bidi="zh_TW"/>
+        </w:rPr>
+        <w:t>創世記26:8</w:t>
+      </w:r>
+    </w:p>
+    <w:p>
+      <w:pPr>
+        <w:pStyle w:val="ListBullet"/>
+        <w:spacing w:line="240" w:lineRule="auto"/>
+        <w:ind w:left="720"/>
+      </w:pPr>
+      <w:r>
+        <w:rPr>
+          <w:lang w:val="zh_TW" w:bidi="zh_TW"/>
+        </w:rPr>
+      </w:r>
+      <w:r>
+        <w:rPr>
+          <w:lang w:val="zh_TW" w:bidi="zh_TW"/>
+        </w:rPr>
+        <w:t>創世記28:1–2</w:t>
+      </w:r>
+    </w:p>
+    <w:p>
+      <w:pPr>
+        <w:pStyle w:val="ListBullet"/>
+        <w:spacing w:line="240" w:lineRule="auto"/>
+        <w:ind w:left="720"/>
+      </w:pPr>
+      <w:r>
+        <w:rPr>
+          <w:lang w:val="zh_TW" w:bidi="zh_TW"/>
+        </w:rPr>
+      </w:r>
+      <w:r>
+        <w:rPr>
+          <w:lang w:val="zh_TW" w:bidi="zh_TW"/>
+        </w:rPr>
+        <w:t>創世記31:18</w:t>
+      </w:r>
+    </w:p>
+    <w:p>
+      <w:pPr>
+        <w:pStyle w:val="ListBullet"/>
+        <w:spacing w:line="240" w:lineRule="auto"/>
+        <w:ind w:left="720"/>
+      </w:pPr>
+      <w:r>
+        <w:rPr>
+          <w:lang w:val="zh_TW" w:bidi="zh_TW"/>
+        </w:rPr>
+      </w:r>
+      <w:r>
+        <w:rPr>
+          <w:lang w:val="zh_TW" w:bidi="zh_TW"/>
+        </w:rPr>
+        <w:t>馬太福音8:11–13</w:t>
+      </w:r>
+    </w:p>
+    <w:p>
+      <w:pPr>
+        <w:pStyle w:val="ListBullet"/>
+        <w:spacing w:line="240" w:lineRule="auto"/>
+        <w:ind w:left="720"/>
+      </w:pPr>
+      <w:r>
+        <w:rPr>
+          <w:lang w:val="zh_TW" w:bidi="zh_TW"/>
+        </w:rPr>
+      </w:r>
+      <w:r>
+        <w:rPr>
+          <w:lang w:val="zh_TW" w:bidi="zh_TW"/>
+        </w:rPr>
+        <w:t>馬太福音22:32</w:t>
+      </w:r>
     </w:p>
     <w:p>
       <w:pPr>
@@ -6952,90 +6460,66 @@
           <w:lang w:val="zh_TW" w:bidi="zh_TW"/>
         </w:rPr>
       </w:r>
-      <w:hyperlink r:id="rId95">
-        <w:r>
-          <w:rPr>
-            <w:lang w:val="zh_TW" w:bidi="zh_TW"/>
-          </w:rPr>
-          <w:rPr>
-            <w:color w:val="0000EE"/>
-            <w:u w:val="single"/>
-          </w:rPr>
-          <w:t>創世記30:18</w:t>
-        </w:r>
-      </w:hyperlink>
-    </w:p>
-    <w:p>
-      <w:pPr>
-        <w:pStyle w:val="ListBullet"/>
-        <w:spacing w:line="240" w:lineRule="auto"/>
-        <w:ind w:left="720"/>
-      </w:pPr>
-      <w:r>
-        <w:rPr>
-          <w:lang w:val="zh_TW" w:bidi="zh_TW"/>
-        </w:rPr>
-      </w:r>
-      <w:hyperlink r:id="rId96">
-        <w:r>
-          <w:rPr>
-            <w:lang w:val="zh_TW" w:bidi="zh_TW"/>
-          </w:rPr>
-          <w:rPr>
-            <w:color w:val="0000EE"/>
-            <w:u w:val="single"/>
-          </w:rPr>
-          <w:t>出埃及記1:1–5</w:t>
-        </w:r>
-      </w:hyperlink>
-    </w:p>
-    <w:p>
-      <w:pPr>
-        <w:pStyle w:val="ListBullet"/>
-        <w:spacing w:line="240" w:lineRule="auto"/>
-        <w:ind w:left="720"/>
-      </w:pPr>
-      <w:r>
-        <w:rPr>
-          <w:lang w:val="zh_TW" w:bidi="zh_TW"/>
-        </w:rPr>
-      </w:r>
-      <w:hyperlink r:id="rId97">
-        <w:r>
-          <w:rPr>
-            <w:lang w:val="zh_TW" w:bidi="zh_TW"/>
-          </w:rPr>
-          <w:rPr>
-            <w:color w:val="0000EE"/>
-            <w:u w:val="single"/>
-          </w:rPr>
-          <w:t>以西結書48:23–26</w:t>
-        </w:r>
-      </w:hyperlink>
-    </w:p>
-    <w:p>
-      <w:pPr>
-        <w:pStyle w:val="ListBullet"/>
-        <w:spacing w:line="240" w:lineRule="auto"/>
-        <w:ind w:left="720"/>
-      </w:pPr>
-      <w:r>
-        <w:rPr>
-          <w:lang w:val="zh_TW" w:bidi="zh_TW"/>
-        </w:rPr>
-      </w:r>
-      <w:hyperlink r:id="rId98">
-        <w:r>
-          <w:rPr>
-            <w:lang w:val="zh_TW" w:bidi="zh_TW"/>
-          </w:rPr>
-          <w:rPr>
-            <w:color w:val="0000EE"/>
-            <w:u w:val="single"/>
-          </w:rPr>
-          <w:t>約書亞記17:10</w:t>
-        </w:r>
-      </w:hyperlink>
+      <w:r>
+        <w:rPr>
+          <w:lang w:val="zh_TW" w:bidi="zh_TW"/>
+        </w:rPr>
+        <w:t>創世記30:18</w:t>
+      </w:r>
+    </w:p>
+    <w:p>
+      <w:pPr>
+        <w:pStyle w:val="ListBullet"/>
+        <w:spacing w:line="240" w:lineRule="auto"/>
+        <w:ind w:left="720"/>
+      </w:pPr>
+      <w:r>
+        <w:rPr>
+          <w:lang w:val="zh_TW" w:bidi="zh_TW"/>
+        </w:rPr>
+      </w:r>
+      <w:r>
+        <w:rPr>
+          <w:lang w:val="zh_TW" w:bidi="zh_TW"/>
+        </w:rPr>
+        <w:t>出埃及記1:1–5</w:t>
+      </w:r>
+    </w:p>
+    <w:p>
+      <w:pPr>
+        <w:pStyle w:val="ListBullet"/>
+        <w:spacing w:line="240" w:lineRule="auto"/>
+        <w:ind w:left="720"/>
+      </w:pPr>
+      <w:r>
+        <w:rPr>
+          <w:lang w:val="zh_TW" w:bidi="zh_TW"/>
+        </w:rPr>
+      </w:r>
+      <w:r>
+        <w:rPr>
+          <w:lang w:val="zh_TW" w:bidi="zh_TW"/>
+        </w:rPr>
+        <w:t>以西結書48:23–26</w:t>
+      </w:r>
+    </w:p>
+    <w:p>
+      <w:pPr>
+        <w:pStyle w:val="ListBullet"/>
+        <w:spacing w:line="240" w:lineRule="auto"/>
+        <w:ind w:left="720"/>
+      </w:pPr>
+      <w:r>
+        <w:rPr>
+          <w:lang w:val="zh_TW" w:bidi="zh_TW"/>
+        </w:rPr>
+      </w:r>
+      <w:r>
+        <w:rPr>
+          <w:lang w:val="zh_TW" w:bidi="zh_TW"/>
+        </w:rPr>
+        <w:t>約書亞記17:10</w:t>
+      </w:r>
     </w:p>
     <w:p>
       <w:pPr>
@@ -7373,186 +6857,138 @@
           <w:lang w:val="zh_TW" w:bidi="zh_TW"/>
         </w:rPr>
       </w:r>
-      <w:hyperlink r:id="rId99">
-        <w:r>
-          <w:rPr>
-            <w:lang w:val="zh_TW" w:bidi="zh_TW"/>
-          </w:rPr>
-          <w:rPr>
-            <w:color w:val="0000EE"/>
-            <w:u w:val="single"/>
-          </w:rPr>
-          <w:t>列王紀下20:1–3</w:t>
-        </w:r>
-      </w:hyperlink>
-    </w:p>
-    <w:p>
-      <w:pPr>
-        <w:pStyle w:val="ListBullet"/>
-        <w:spacing w:line="240" w:lineRule="auto"/>
-        <w:ind w:left="720"/>
-      </w:pPr>
-      <w:r>
-        <w:rPr>
-          <w:lang w:val="zh_TW" w:bidi="zh_TW"/>
-        </w:rPr>
-      </w:r>
-      <w:hyperlink r:id="rId100">
-        <w:r>
-          <w:rPr>
-            <w:lang w:val="zh_TW" w:bidi="zh_TW"/>
-          </w:rPr>
-          <w:rPr>
-            <w:color w:val="0000EE"/>
-            <w:u w:val="single"/>
-          </w:rPr>
-          <w:t>使徒行傳28:26</w:t>
-        </w:r>
-      </w:hyperlink>
-    </w:p>
-    <w:p>
-      <w:pPr>
-        <w:pStyle w:val="ListBullet"/>
-        <w:spacing w:line="240" w:lineRule="auto"/>
-        <w:ind w:left="720"/>
-      </w:pPr>
-      <w:r>
-        <w:rPr>
-          <w:lang w:val="zh_TW" w:bidi="zh_TW"/>
-        </w:rPr>
-      </w:r>
-      <w:hyperlink r:id="rId101">
-        <w:r>
-          <w:rPr>
-            <w:lang w:val="zh_TW" w:bidi="zh_TW"/>
-          </w:rPr>
-          <w:rPr>
-            <w:color w:val="0000EE"/>
-            <w:u w:val="single"/>
-          </w:rPr>
-          <w:t>以賽亞書1:1</w:t>
-        </w:r>
-      </w:hyperlink>
-    </w:p>
-    <w:p>
-      <w:pPr>
-        <w:pStyle w:val="ListBullet"/>
-        <w:spacing w:line="240" w:lineRule="auto"/>
-        <w:ind w:left="720"/>
-      </w:pPr>
-      <w:r>
-        <w:rPr>
-          <w:lang w:val="zh_TW" w:bidi="zh_TW"/>
-        </w:rPr>
-      </w:r>
-      <w:hyperlink r:id="rId102">
-        <w:r>
-          <w:rPr>
-            <w:lang w:val="zh_TW" w:bidi="zh_TW"/>
-          </w:rPr>
-          <w:rPr>
-            <w:color w:val="0000EE"/>
-            <w:u w:val="single"/>
-          </w:rPr>
-          <w:t>路加福音3:4</w:t>
-        </w:r>
-      </w:hyperlink>
-    </w:p>
-    <w:p>
-      <w:pPr>
-        <w:pStyle w:val="ListBullet"/>
-        <w:spacing w:line="240" w:lineRule="auto"/>
-        <w:ind w:left="720"/>
-      </w:pPr>
-      <w:r>
-        <w:rPr>
-          <w:lang w:val="zh_TW" w:bidi="zh_TW"/>
-        </w:rPr>
-      </w:r>
-      <w:hyperlink r:id="rId103">
-        <w:r>
-          <w:rPr>
-            <w:lang w:val="zh_TW" w:bidi="zh_TW"/>
-          </w:rPr>
-          <w:rPr>
-            <w:color w:val="0000EE"/>
-            <w:u w:val="single"/>
-          </w:rPr>
-          <w:t>馬可福音1:1</w:t>
-        </w:r>
-      </w:hyperlink>
-    </w:p>
-    <w:p>
-      <w:pPr>
-        <w:pStyle w:val="ListBullet"/>
-        <w:spacing w:line="240" w:lineRule="auto"/>
-        <w:ind w:left="720"/>
-      </w:pPr>
-      <w:r>
-        <w:rPr>
-          <w:lang w:val="zh_TW" w:bidi="zh_TW"/>
-        </w:rPr>
-      </w:r>
-      <w:hyperlink r:id="rId104">
-        <w:r>
-          <w:rPr>
-            <w:lang w:val="zh_TW" w:bidi="zh_TW"/>
-          </w:rPr>
-          <w:rPr>
-            <w:color w:val="0000EE"/>
-            <w:u w:val="single"/>
-          </w:rPr>
-          <w:t>馬可福音7:6</w:t>
-        </w:r>
-      </w:hyperlink>
-    </w:p>
-    <w:p>
-      <w:pPr>
-        <w:pStyle w:val="ListBullet"/>
-        <w:spacing w:line="240" w:lineRule="auto"/>
-        <w:ind w:left="720"/>
-      </w:pPr>
-      <w:r>
-        <w:rPr>
-          <w:lang w:val="zh_TW" w:bidi="zh_TW"/>
-        </w:rPr>
-      </w:r>
-      <w:hyperlink r:id="rId105">
-        <w:r>
-          <w:rPr>
-            <w:lang w:val="zh_TW" w:bidi="zh_TW"/>
-          </w:rPr>
-          <w:rPr>
-            <w:color w:val="0000EE"/>
-            <w:u w:val="single"/>
-          </w:rPr>
-          <w:t>馬太福音3:3</w:t>
-        </w:r>
-      </w:hyperlink>
-    </w:p>
-    <w:p>
-      <w:pPr>
-        <w:pStyle w:val="ListBullet"/>
-        <w:spacing w:line="240" w:lineRule="auto"/>
-        <w:ind w:left="720"/>
-      </w:pPr>
-      <w:r>
-        <w:rPr>
-          <w:lang w:val="zh_TW" w:bidi="zh_TW"/>
-        </w:rPr>
-      </w:r>
-      <w:hyperlink r:id="rId106">
-        <w:r>
-          <w:rPr>
-            <w:lang w:val="zh_TW" w:bidi="zh_TW"/>
-          </w:rPr>
-          <w:rPr>
-            <w:color w:val="0000EE"/>
-            <w:u w:val="single"/>
-          </w:rPr>
-          <w:t>馬太福音4:14</w:t>
-        </w:r>
-      </w:hyperlink>
+      <w:r>
+        <w:rPr>
+          <w:lang w:val="zh_TW" w:bidi="zh_TW"/>
+        </w:rPr>
+        <w:t>列王紀下20:1–3</w:t>
+      </w:r>
+    </w:p>
+    <w:p>
+      <w:pPr>
+        <w:pStyle w:val="ListBullet"/>
+        <w:spacing w:line="240" w:lineRule="auto"/>
+        <w:ind w:left="720"/>
+      </w:pPr>
+      <w:r>
+        <w:rPr>
+          <w:lang w:val="zh_TW" w:bidi="zh_TW"/>
+        </w:rPr>
+      </w:r>
+      <w:r>
+        <w:rPr>
+          <w:lang w:val="zh_TW" w:bidi="zh_TW"/>
+        </w:rPr>
+        <w:t>使徒行傳28:26</w:t>
+      </w:r>
+    </w:p>
+    <w:p>
+      <w:pPr>
+        <w:pStyle w:val="ListBullet"/>
+        <w:spacing w:line="240" w:lineRule="auto"/>
+        <w:ind w:left="720"/>
+      </w:pPr>
+      <w:r>
+        <w:rPr>
+          <w:lang w:val="zh_TW" w:bidi="zh_TW"/>
+        </w:rPr>
+      </w:r>
+      <w:r>
+        <w:rPr>
+          <w:lang w:val="zh_TW" w:bidi="zh_TW"/>
+        </w:rPr>
+        <w:t>以賽亞書1:1</w:t>
+      </w:r>
+    </w:p>
+    <w:p>
+      <w:pPr>
+        <w:pStyle w:val="ListBullet"/>
+        <w:spacing w:line="240" w:lineRule="auto"/>
+        <w:ind w:left="720"/>
+      </w:pPr>
+      <w:r>
+        <w:rPr>
+          <w:lang w:val="zh_TW" w:bidi="zh_TW"/>
+        </w:rPr>
+      </w:r>
+      <w:r>
+        <w:rPr>
+          <w:lang w:val="zh_TW" w:bidi="zh_TW"/>
+        </w:rPr>
+        <w:t>路加福音3:4</w:t>
+      </w:r>
+    </w:p>
+    <w:p>
+      <w:pPr>
+        <w:pStyle w:val="ListBullet"/>
+        <w:spacing w:line="240" w:lineRule="auto"/>
+        <w:ind w:left="720"/>
+      </w:pPr>
+      <w:r>
+        <w:rPr>
+          <w:lang w:val="zh_TW" w:bidi="zh_TW"/>
+        </w:rPr>
+      </w:r>
+      <w:r>
+        <w:rPr>
+          <w:lang w:val="zh_TW" w:bidi="zh_TW"/>
+        </w:rPr>
+        <w:t>馬可福音1:1</w:t>
+      </w:r>
+    </w:p>
+    <w:p>
+      <w:pPr>
+        <w:pStyle w:val="ListBullet"/>
+        <w:spacing w:line="240" w:lineRule="auto"/>
+        <w:ind w:left="720"/>
+      </w:pPr>
+      <w:r>
+        <w:rPr>
+          <w:lang w:val="zh_TW" w:bidi="zh_TW"/>
+        </w:rPr>
+      </w:r>
+      <w:r>
+        <w:rPr>
+          <w:lang w:val="zh_TW" w:bidi="zh_TW"/>
+        </w:rPr>
+        <w:t>馬可福音7:6</w:t>
+      </w:r>
+    </w:p>
+    <w:p>
+      <w:pPr>
+        <w:pStyle w:val="ListBullet"/>
+        <w:spacing w:line="240" w:lineRule="auto"/>
+        <w:ind w:left="720"/>
+      </w:pPr>
+      <w:r>
+        <w:rPr>
+          <w:lang w:val="zh_TW" w:bidi="zh_TW"/>
+        </w:rPr>
+      </w:r>
+      <w:r>
+        <w:rPr>
+          <w:lang w:val="zh_TW" w:bidi="zh_TW"/>
+        </w:rPr>
+        <w:t>馬太福音3:3</w:t>
+      </w:r>
+    </w:p>
+    <w:p>
+      <w:pPr>
+        <w:pStyle w:val="ListBullet"/>
+        <w:spacing w:line="240" w:lineRule="auto"/>
+        <w:ind w:left="720"/>
+      </w:pPr>
+      <w:r>
+        <w:rPr>
+          <w:lang w:val="zh_TW" w:bidi="zh_TW"/>
+        </w:rPr>
+      </w:r>
+      <w:r>
+        <w:rPr>
+          <w:lang w:val="zh_TW" w:bidi="zh_TW"/>
+        </w:rPr>
+        <w:t>馬太福音4:14</w:t>
+      </w:r>
     </w:p>
     <w:p>
       <w:pPr>
@@ -8107,162 +7543,120 @@
           <w:lang w:val="zh_TW" w:bidi="zh_TW"/>
         </w:rPr>
       </w:r>
-      <w:hyperlink r:id="rId107">
-        <w:r>
-          <w:rPr>
-            <w:lang w:val="zh_TW" w:bidi="zh_TW"/>
-          </w:rPr>
-          <w:rPr>
-            <w:color w:val="0000EE"/>
-            <w:u w:val="single"/>
-          </w:rPr>
-          <w:t>創世記25:26</w:t>
-        </w:r>
-      </w:hyperlink>
-    </w:p>
-    <w:p>
-      <w:pPr>
-        <w:pStyle w:val="ListBullet"/>
-        <w:spacing w:line="240" w:lineRule="auto"/>
-        <w:ind w:left="720"/>
-      </w:pPr>
-      <w:r>
-        <w:rPr>
-          <w:lang w:val="zh_TW" w:bidi="zh_TW"/>
-        </w:rPr>
-      </w:r>
-      <w:hyperlink r:id="rId108">
-        <w:r>
-          <w:rPr>
-            <w:lang w:val="zh_TW" w:bidi="zh_TW"/>
-          </w:rPr>
-          <w:rPr>
-            <w:color w:val="0000EE"/>
-            <w:u w:val="single"/>
-          </w:rPr>
-          <w:t>創世記25:29–30</w:t>
-        </w:r>
-      </w:hyperlink>
-    </w:p>
-    <w:p>
-      <w:pPr>
-        <w:pStyle w:val="ListBullet"/>
-        <w:spacing w:line="240" w:lineRule="auto"/>
-        <w:ind w:left="720"/>
-      </w:pPr>
-      <w:r>
-        <w:rPr>
-          <w:lang w:val="zh_TW" w:bidi="zh_TW"/>
-        </w:rPr>
-      </w:r>
-      <w:hyperlink r:id="rId109">
-        <w:r>
-          <w:rPr>
-            <w:lang w:val="zh_TW" w:bidi="zh_TW"/>
-          </w:rPr>
-          <w:rPr>
-            <w:color w:val="0000EE"/>
-            <w:u w:val="single"/>
-          </w:rPr>
-          <w:t>創世記26:34</w:t>
-        </w:r>
-      </w:hyperlink>
-    </w:p>
-    <w:p>
-      <w:pPr>
-        <w:pStyle w:val="ListBullet"/>
-        <w:spacing w:line="240" w:lineRule="auto"/>
-        <w:ind w:left="720"/>
-      </w:pPr>
-      <w:r>
-        <w:rPr>
-          <w:lang w:val="zh_TW" w:bidi="zh_TW"/>
-        </w:rPr>
-      </w:r>
-      <w:hyperlink r:id="rId110">
-        <w:r>
-          <w:rPr>
-            <w:lang w:val="zh_TW" w:bidi="zh_TW"/>
-          </w:rPr>
-          <w:rPr>
-            <w:color w:val="0000EE"/>
-            <w:u w:val="single"/>
-          </w:rPr>
-          <w:t>創世記27:11–12</w:t>
-        </w:r>
-      </w:hyperlink>
-    </w:p>
-    <w:p>
-      <w:pPr>
-        <w:pStyle w:val="ListBullet"/>
-        <w:spacing w:line="240" w:lineRule="auto"/>
-        <w:ind w:left="720"/>
-      </w:pPr>
-      <w:r>
-        <w:rPr>
-          <w:lang w:val="zh_TW" w:bidi="zh_TW"/>
-        </w:rPr>
-      </w:r>
-      <w:hyperlink r:id="rId111">
-        <w:r>
-          <w:rPr>
-            <w:lang w:val="zh_TW" w:bidi="zh_TW"/>
-          </w:rPr>
-          <w:rPr>
-            <w:color w:val="0000EE"/>
-            <w:u w:val="single"/>
-          </w:rPr>
-          <w:t>創世記32:5</w:t>
-        </w:r>
-      </w:hyperlink>
-    </w:p>
-    <w:p>
-      <w:pPr>
-        <w:pStyle w:val="ListBullet"/>
-        <w:spacing w:line="240" w:lineRule="auto"/>
-        <w:ind w:left="720"/>
-      </w:pPr>
-      <w:r>
-        <w:rPr>
-          <w:lang w:val="zh_TW" w:bidi="zh_TW"/>
-        </w:rPr>
-      </w:r>
-      <w:hyperlink r:id="rId112">
-        <w:r>
-          <w:rPr>
-            <w:lang w:val="zh_TW" w:bidi="zh_TW"/>
-          </w:rPr>
-          <w:rPr>
-            <w:color w:val="0000EE"/>
-            <w:u w:val="single"/>
-          </w:rPr>
-          <w:t>希伯來書12:17</w:t>
-        </w:r>
-      </w:hyperlink>
-    </w:p>
-    <w:p>
-      <w:pPr>
-        <w:pStyle w:val="ListBullet"/>
-        <w:spacing w:line="240" w:lineRule="auto"/>
-        <w:ind w:left="720"/>
-      </w:pPr>
-      <w:r>
-        <w:rPr>
-          <w:lang w:val="zh_TW" w:bidi="zh_TW"/>
-        </w:rPr>
-      </w:r>
-      <w:hyperlink r:id="rId113">
-        <w:r>
-          <w:rPr>
-            <w:lang w:val="zh_TW" w:bidi="zh_TW"/>
-          </w:rPr>
-          <w:rPr>
-            <w:color w:val="0000EE"/>
-            <w:u w:val="single"/>
-          </w:rPr>
-          <w:t>羅馬書9:13</w:t>
-        </w:r>
-      </w:hyperlink>
+      <w:r>
+        <w:rPr>
+          <w:lang w:val="zh_TW" w:bidi="zh_TW"/>
+        </w:rPr>
+        <w:t>創世記25:26</w:t>
+      </w:r>
+    </w:p>
+    <w:p>
+      <w:pPr>
+        <w:pStyle w:val="ListBullet"/>
+        <w:spacing w:line="240" w:lineRule="auto"/>
+        <w:ind w:left="720"/>
+      </w:pPr>
+      <w:r>
+        <w:rPr>
+          <w:lang w:val="zh_TW" w:bidi="zh_TW"/>
+        </w:rPr>
+      </w:r>
+      <w:r>
+        <w:rPr>
+          <w:lang w:val="zh_TW" w:bidi="zh_TW"/>
+        </w:rPr>
+        <w:t>創世記25:29–30</w:t>
+      </w:r>
+    </w:p>
+    <w:p>
+      <w:pPr>
+        <w:pStyle w:val="ListBullet"/>
+        <w:spacing w:line="240" w:lineRule="auto"/>
+        <w:ind w:left="720"/>
+      </w:pPr>
+      <w:r>
+        <w:rPr>
+          <w:lang w:val="zh_TW" w:bidi="zh_TW"/>
+        </w:rPr>
+      </w:r>
+      <w:r>
+        <w:rPr>
+          <w:lang w:val="zh_TW" w:bidi="zh_TW"/>
+        </w:rPr>
+        <w:t>創世記26:34</w:t>
+      </w:r>
+    </w:p>
+    <w:p>
+      <w:pPr>
+        <w:pStyle w:val="ListBullet"/>
+        <w:spacing w:line="240" w:lineRule="auto"/>
+        <w:ind w:left="720"/>
+      </w:pPr>
+      <w:r>
+        <w:rPr>
+          <w:lang w:val="zh_TW" w:bidi="zh_TW"/>
+        </w:rPr>
+      </w:r>
+      <w:r>
+        <w:rPr>
+          <w:lang w:val="zh_TW" w:bidi="zh_TW"/>
+        </w:rPr>
+        <w:t>創世記27:11–12</w:t>
+      </w:r>
+    </w:p>
+    <w:p>
+      <w:pPr>
+        <w:pStyle w:val="ListBullet"/>
+        <w:spacing w:line="240" w:lineRule="auto"/>
+        <w:ind w:left="720"/>
+      </w:pPr>
+      <w:r>
+        <w:rPr>
+          <w:lang w:val="zh_TW" w:bidi="zh_TW"/>
+        </w:rPr>
+      </w:r>
+      <w:r>
+        <w:rPr>
+          <w:lang w:val="zh_TW" w:bidi="zh_TW"/>
+        </w:rPr>
+        <w:t>創世記32:5</w:t>
+      </w:r>
+    </w:p>
+    <w:p>
+      <w:pPr>
+        <w:pStyle w:val="ListBullet"/>
+        <w:spacing w:line="240" w:lineRule="auto"/>
+        <w:ind w:left="720"/>
+      </w:pPr>
+      <w:r>
+        <w:rPr>
+          <w:lang w:val="zh_TW" w:bidi="zh_TW"/>
+        </w:rPr>
+      </w:r>
+      <w:r>
+        <w:rPr>
+          <w:lang w:val="zh_TW" w:bidi="zh_TW"/>
+        </w:rPr>
+        <w:t>希伯來書12:17</w:t>
+      </w:r>
+    </w:p>
+    <w:p>
+      <w:pPr>
+        <w:pStyle w:val="ListBullet"/>
+        <w:spacing w:line="240" w:lineRule="auto"/>
+        <w:ind w:left="720"/>
+      </w:pPr>
+      <w:r>
+        <w:rPr>
+          <w:lang w:val="zh_TW" w:bidi="zh_TW"/>
+        </w:rPr>
+      </w:r>
+      <w:r>
+        <w:rPr>
+          <w:lang w:val="zh_TW" w:bidi="zh_TW"/>
+        </w:rPr>
+        <w:t>羅馬書9:13</w:t>
+      </w:r>
     </w:p>
     <w:p>
       <w:pPr>
@@ -8793,258 +8187,192 @@
           <w:lang w:val="zh_TW" w:bidi="zh_TW"/>
         </w:rPr>
       </w:r>
-      <w:hyperlink r:id="rId114">
-        <w:r>
-          <w:rPr>
-            <w:lang w:val="zh_TW" w:bidi="zh_TW"/>
-          </w:rPr>
-          <w:rPr>
-            <w:color w:val="0000EE"/>
-            <w:u w:val="single"/>
-          </w:rPr>
-          <w:t>歷代志上10:1</w:t>
-        </w:r>
-      </w:hyperlink>
-    </w:p>
-    <w:p>
-      <w:pPr>
-        <w:pStyle w:val="ListBullet"/>
-        <w:spacing w:line="240" w:lineRule="auto"/>
-        <w:ind w:left="720"/>
-      </w:pPr>
-      <w:r>
-        <w:rPr>
-          <w:lang w:val="zh_TW" w:bidi="zh_TW"/>
-        </w:rPr>
-      </w:r>
-      <w:hyperlink r:id="rId115">
-        <w:r>
-          <w:rPr>
-            <w:lang w:val="zh_TW" w:bidi="zh_TW"/>
-          </w:rPr>
-          <w:rPr>
-            <w:color w:val="0000EE"/>
-            <w:u w:val="single"/>
-          </w:rPr>
-          <w:t>列王紀上8:2</w:t>
-        </w:r>
-      </w:hyperlink>
-    </w:p>
-    <w:p>
-      <w:pPr>
-        <w:pStyle w:val="ListBullet"/>
-        <w:spacing w:line="240" w:lineRule="auto"/>
-        <w:ind w:left="720"/>
-      </w:pPr>
-      <w:r>
-        <w:rPr>
-          <w:lang w:val="zh_TW" w:bidi="zh_TW"/>
-        </w:rPr>
-      </w:r>
-      <w:hyperlink r:id="rId116">
-        <w:r>
-          <w:rPr>
-            <w:lang w:val="zh_TW" w:bidi="zh_TW"/>
-          </w:rPr>
-          <w:rPr>
-            <w:color w:val="0000EE"/>
-            <w:u w:val="single"/>
-          </w:rPr>
-          <w:t>使徒行傳2:36</w:t>
-        </w:r>
-      </w:hyperlink>
-    </w:p>
-    <w:p>
-      <w:pPr>
-        <w:pStyle w:val="ListBullet"/>
-        <w:spacing w:line="240" w:lineRule="auto"/>
-        <w:ind w:left="720"/>
-      </w:pPr>
-      <w:r>
-        <w:rPr>
-          <w:lang w:val="zh_TW" w:bidi="zh_TW"/>
-        </w:rPr>
-      </w:r>
-      <w:hyperlink r:id="rId117">
-        <w:r>
-          <w:rPr>
-            <w:lang w:val="zh_TW" w:bidi="zh_TW"/>
-          </w:rPr>
-          <w:rPr>
-            <w:color w:val="0000EE"/>
-            <w:u w:val="single"/>
-          </w:rPr>
-          <w:t>使徒行傳7:24</w:t>
-        </w:r>
-      </w:hyperlink>
-    </w:p>
-    <w:p>
-      <w:pPr>
-        <w:pStyle w:val="ListBullet"/>
-        <w:spacing w:line="240" w:lineRule="auto"/>
-        <w:ind w:left="720"/>
-      </w:pPr>
-      <w:r>
-        <w:rPr>
-          <w:lang w:val="zh_TW" w:bidi="zh_TW"/>
-        </w:rPr>
-      </w:r>
-      <w:hyperlink r:id="rId118">
-        <w:r>
-          <w:rPr>
-            <w:lang w:val="zh_TW" w:bidi="zh_TW"/>
-          </w:rPr>
-          <w:rPr>
-            <w:color w:val="0000EE"/>
-            <w:u w:val="single"/>
-          </w:rPr>
-          <w:t>使徒行傳13:23</w:t>
-        </w:r>
-      </w:hyperlink>
-    </w:p>
-    <w:p>
-      <w:pPr>
-        <w:pStyle w:val="ListBullet"/>
-        <w:spacing w:line="240" w:lineRule="auto"/>
-        <w:ind w:left="720"/>
-      </w:pPr>
-      <w:r>
-        <w:rPr>
-          <w:lang w:val="zh_TW" w:bidi="zh_TW"/>
-        </w:rPr>
-      </w:r>
-      <w:hyperlink r:id="rId119">
-        <w:r>
-          <w:rPr>
-            <w:lang w:val="zh_TW" w:bidi="zh_TW"/>
-          </w:rPr>
-          <w:rPr>
-            <w:color w:val="0000EE"/>
-            <w:u w:val="single"/>
-          </w:rPr>
-          <w:t>約翰福音1:49–51</w:t>
-        </w:r>
-      </w:hyperlink>
-    </w:p>
-    <w:p>
-      <w:pPr>
-        <w:pStyle w:val="ListBullet"/>
-        <w:spacing w:line="240" w:lineRule="auto"/>
-        <w:ind w:left="720"/>
-      </w:pPr>
-      <w:r>
-        <w:rPr>
-          <w:lang w:val="zh_TW" w:bidi="zh_TW"/>
-        </w:rPr>
-      </w:r>
-      <w:hyperlink r:id="rId120">
-        <w:r>
-          <w:rPr>
-            <w:lang w:val="zh_TW" w:bidi="zh_TW"/>
-          </w:rPr>
-          <w:rPr>
-            <w:color w:val="0000EE"/>
-            <w:u w:val="single"/>
-          </w:rPr>
-          <w:t>路加福音24:21</w:t>
-        </w:r>
-      </w:hyperlink>
-    </w:p>
-    <w:p>
-      <w:pPr>
-        <w:pStyle w:val="ListBullet"/>
-        <w:spacing w:line="240" w:lineRule="auto"/>
-        <w:ind w:left="720"/>
-      </w:pPr>
-      <w:r>
-        <w:rPr>
-          <w:lang w:val="zh_TW" w:bidi="zh_TW"/>
-        </w:rPr>
-      </w:r>
-      <w:hyperlink r:id="rId121">
-        <w:r>
-          <w:rPr>
-            <w:lang w:val="zh_TW" w:bidi="zh_TW"/>
-          </w:rPr>
-          <w:rPr>
-            <w:color w:val="0000EE"/>
-            <w:u w:val="single"/>
-          </w:rPr>
-          <w:t>馬可福音12:29</w:t>
-        </w:r>
-      </w:hyperlink>
-    </w:p>
-    <w:p>
-      <w:pPr>
-        <w:pStyle w:val="ListBullet"/>
-        <w:spacing w:line="240" w:lineRule="auto"/>
-        <w:ind w:left="720"/>
-      </w:pPr>
-      <w:r>
-        <w:rPr>
-          <w:lang w:val="zh_TW" w:bidi="zh_TW"/>
-        </w:rPr>
-      </w:r>
-      <w:hyperlink r:id="rId122">
-        <w:r>
-          <w:rPr>
-            <w:lang w:val="zh_TW" w:bidi="zh_TW"/>
-          </w:rPr>
-          <w:rPr>
-            <w:color w:val="0000EE"/>
-            <w:u w:val="single"/>
-          </w:rPr>
-          <w:t>馬太福音2:6</w:t>
-        </w:r>
-      </w:hyperlink>
-    </w:p>
-    <w:p>
-      <w:pPr>
-        <w:pStyle w:val="ListBullet"/>
-        <w:spacing w:line="240" w:lineRule="auto"/>
-        <w:ind w:left="720"/>
-      </w:pPr>
-      <w:r>
-        <w:rPr>
-          <w:lang w:val="zh_TW" w:bidi="zh_TW"/>
-        </w:rPr>
-      </w:r>
-      <w:hyperlink r:id="rId123">
-        <w:r>
-          <w:rPr>
-            <w:lang w:val="zh_TW" w:bidi="zh_TW"/>
-          </w:rPr>
-          <w:rPr>
-            <w:color w:val="0000EE"/>
-            <w:u w:val="single"/>
-          </w:rPr>
-          <w:t>馬太福音27:9</w:t>
-        </w:r>
-      </w:hyperlink>
-    </w:p>
-    <w:p>
-      <w:pPr>
-        <w:pStyle w:val="ListBullet"/>
-        <w:spacing w:line="240" w:lineRule="auto"/>
-        <w:ind w:left="720"/>
-      </w:pPr>
-      <w:r>
-        <w:rPr>
-          <w:lang w:val="zh_TW" w:bidi="zh_TW"/>
-        </w:rPr>
-      </w:r>
-      <w:hyperlink r:id="rId124">
-        <w:r>
-          <w:rPr>
-            <w:lang w:val="zh_TW" w:bidi="zh_TW"/>
-          </w:rPr>
-          <w:rPr>
-            <w:color w:val="0000EE"/>
-            <w:u w:val="single"/>
-          </w:rPr>
-          <w:t>腓立比書3:4–5</w:t>
-        </w:r>
-      </w:hyperlink>
+      <w:r>
+        <w:rPr>
+          <w:lang w:val="zh_TW" w:bidi="zh_TW"/>
+        </w:rPr>
+        <w:t>歷代志上10:1</w:t>
+      </w:r>
+    </w:p>
+    <w:p>
+      <w:pPr>
+        <w:pStyle w:val="ListBullet"/>
+        <w:spacing w:line="240" w:lineRule="auto"/>
+        <w:ind w:left="720"/>
+      </w:pPr>
+      <w:r>
+        <w:rPr>
+          <w:lang w:val="zh_TW" w:bidi="zh_TW"/>
+        </w:rPr>
+      </w:r>
+      <w:r>
+        <w:rPr>
+          <w:lang w:val="zh_TW" w:bidi="zh_TW"/>
+        </w:rPr>
+        <w:t>列王紀上8:2</w:t>
+      </w:r>
+    </w:p>
+    <w:p>
+      <w:pPr>
+        <w:pStyle w:val="ListBullet"/>
+        <w:spacing w:line="240" w:lineRule="auto"/>
+        <w:ind w:left="720"/>
+      </w:pPr>
+      <w:r>
+        <w:rPr>
+          <w:lang w:val="zh_TW" w:bidi="zh_TW"/>
+        </w:rPr>
+      </w:r>
+      <w:r>
+        <w:rPr>
+          <w:lang w:val="zh_TW" w:bidi="zh_TW"/>
+        </w:rPr>
+        <w:t>使徒行傳2:36</w:t>
+      </w:r>
+    </w:p>
+    <w:p>
+      <w:pPr>
+        <w:pStyle w:val="ListBullet"/>
+        <w:spacing w:line="240" w:lineRule="auto"/>
+        <w:ind w:left="720"/>
+      </w:pPr>
+      <w:r>
+        <w:rPr>
+          <w:lang w:val="zh_TW" w:bidi="zh_TW"/>
+        </w:rPr>
+      </w:r>
+      <w:r>
+        <w:rPr>
+          <w:lang w:val="zh_TW" w:bidi="zh_TW"/>
+        </w:rPr>
+        <w:t>使徒行傳7:24</w:t>
+      </w:r>
+    </w:p>
+    <w:p>
+      <w:pPr>
+        <w:pStyle w:val="ListBullet"/>
+        <w:spacing w:line="240" w:lineRule="auto"/>
+        <w:ind w:left="720"/>
+      </w:pPr>
+      <w:r>
+        <w:rPr>
+          <w:lang w:val="zh_TW" w:bidi="zh_TW"/>
+        </w:rPr>
+      </w:r>
+      <w:r>
+        <w:rPr>
+          <w:lang w:val="zh_TW" w:bidi="zh_TW"/>
+        </w:rPr>
+        <w:t>使徒行傳13:23</w:t>
+      </w:r>
+    </w:p>
+    <w:p>
+      <w:pPr>
+        <w:pStyle w:val="ListBullet"/>
+        <w:spacing w:line="240" w:lineRule="auto"/>
+        <w:ind w:left="720"/>
+      </w:pPr>
+      <w:r>
+        <w:rPr>
+          <w:lang w:val="zh_TW" w:bidi="zh_TW"/>
+        </w:rPr>
+      </w:r>
+      <w:r>
+        <w:rPr>
+          <w:lang w:val="zh_TW" w:bidi="zh_TW"/>
+        </w:rPr>
+        <w:t>約翰福音1:49–51</w:t>
+      </w:r>
+    </w:p>
+    <w:p>
+      <w:pPr>
+        <w:pStyle w:val="ListBullet"/>
+        <w:spacing w:line="240" w:lineRule="auto"/>
+        <w:ind w:left="720"/>
+      </w:pPr>
+      <w:r>
+        <w:rPr>
+          <w:lang w:val="zh_TW" w:bidi="zh_TW"/>
+        </w:rPr>
+      </w:r>
+      <w:r>
+        <w:rPr>
+          <w:lang w:val="zh_TW" w:bidi="zh_TW"/>
+        </w:rPr>
+        <w:t>路加福音24:21</w:t>
+      </w:r>
+    </w:p>
+    <w:p>
+      <w:pPr>
+        <w:pStyle w:val="ListBullet"/>
+        <w:spacing w:line="240" w:lineRule="auto"/>
+        <w:ind w:left="720"/>
+      </w:pPr>
+      <w:r>
+        <w:rPr>
+          <w:lang w:val="zh_TW" w:bidi="zh_TW"/>
+        </w:rPr>
+      </w:r>
+      <w:r>
+        <w:rPr>
+          <w:lang w:val="zh_TW" w:bidi="zh_TW"/>
+        </w:rPr>
+        <w:t>馬可福音12:29</w:t>
+      </w:r>
+    </w:p>
+    <w:p>
+      <w:pPr>
+        <w:pStyle w:val="ListBullet"/>
+        <w:spacing w:line="240" w:lineRule="auto"/>
+        <w:ind w:left="720"/>
+      </w:pPr>
+      <w:r>
+        <w:rPr>
+          <w:lang w:val="zh_TW" w:bidi="zh_TW"/>
+        </w:rPr>
+      </w:r>
+      <w:r>
+        <w:rPr>
+          <w:lang w:val="zh_TW" w:bidi="zh_TW"/>
+        </w:rPr>
+        <w:t>馬太福音2:6</w:t>
+      </w:r>
+    </w:p>
+    <w:p>
+      <w:pPr>
+        <w:pStyle w:val="ListBullet"/>
+        <w:spacing w:line="240" w:lineRule="auto"/>
+        <w:ind w:left="720"/>
+      </w:pPr>
+      <w:r>
+        <w:rPr>
+          <w:lang w:val="zh_TW" w:bidi="zh_TW"/>
+        </w:rPr>
+      </w:r>
+      <w:r>
+        <w:rPr>
+          <w:lang w:val="zh_TW" w:bidi="zh_TW"/>
+        </w:rPr>
+        <w:t>馬太福音27:9</w:t>
+      </w:r>
+    </w:p>
+    <w:p>
+      <w:pPr>
+        <w:pStyle w:val="ListBullet"/>
+        <w:spacing w:line="240" w:lineRule="auto"/>
+        <w:ind w:left="720"/>
+      </w:pPr>
+      <w:r>
+        <w:rPr>
+          <w:lang w:val="zh_TW" w:bidi="zh_TW"/>
+        </w:rPr>
+      </w:r>
+      <w:r>
+        <w:rPr>
+          <w:lang w:val="zh_TW" w:bidi="zh_TW"/>
+        </w:rPr>
+        <w:t>腓立比書3:4–5</w:t>
+      </w:r>
     </w:p>
     <w:p>
       <w:pPr>
@@ -9841,90 +9169,66 @@
           <w:lang w:val="zh_TW" w:bidi="zh_TW"/>
         </w:rPr>
       </w:r>
-      <w:hyperlink r:id="rId125">
-        <w:r>
-          <w:rPr>
-            <w:lang w:val="zh_TW" w:bidi="zh_TW"/>
-          </w:rPr>
-          <w:rPr>
-            <w:color w:val="0000EE"/>
-            <w:u w:val="single"/>
-          </w:rPr>
-          <w:t>使徒行傳26:7</w:t>
-        </w:r>
-      </w:hyperlink>
-    </w:p>
-    <w:p>
-      <w:pPr>
-        <w:pStyle w:val="ListBullet"/>
-        <w:spacing w:line="240" w:lineRule="auto"/>
-        <w:ind w:left="720"/>
-      </w:pPr>
-      <w:r>
-        <w:rPr>
-          <w:lang w:val="zh_TW" w:bidi="zh_TW"/>
-        </w:rPr>
-      </w:r>
-      <w:hyperlink r:id="rId126">
-        <w:r>
-          <w:rPr>
-            <w:lang w:val="zh_TW" w:bidi="zh_TW"/>
-          </w:rPr>
-          <w:rPr>
-            <w:color w:val="0000EE"/>
-            <w:u w:val="single"/>
-          </w:rPr>
-          <w:t>創世記49:28</w:t>
-        </w:r>
-      </w:hyperlink>
-    </w:p>
-    <w:p>
-      <w:pPr>
-        <w:pStyle w:val="ListBullet"/>
-        <w:spacing w:line="240" w:lineRule="auto"/>
-        <w:ind w:left="720"/>
-      </w:pPr>
-      <w:r>
-        <w:rPr>
-          <w:lang w:val="zh_TW" w:bidi="zh_TW"/>
-        </w:rPr>
-      </w:r>
-      <w:hyperlink r:id="rId127">
-        <w:r>
-          <w:rPr>
-            <w:lang w:val="zh_TW" w:bidi="zh_TW"/>
-          </w:rPr>
-          <w:rPr>
-            <w:color w:val="0000EE"/>
-            <w:u w:val="single"/>
-          </w:rPr>
-          <w:t>路加福音22:28–30</w:t>
-        </w:r>
-      </w:hyperlink>
-    </w:p>
-    <w:p>
-      <w:pPr>
-        <w:pStyle w:val="ListBullet"/>
-        <w:spacing w:line="240" w:lineRule="auto"/>
-        <w:ind w:left="720"/>
-      </w:pPr>
-      <w:r>
-        <w:rPr>
-          <w:lang w:val="zh_TW" w:bidi="zh_TW"/>
-        </w:rPr>
-      </w:r>
-      <w:hyperlink r:id="rId128">
-        <w:r>
-          <w:rPr>
-            <w:lang w:val="zh_TW" w:bidi="zh_TW"/>
-          </w:rPr>
-          <w:rPr>
-            <w:color w:val="0000EE"/>
-            <w:u w:val="single"/>
-          </w:rPr>
-          <w:t>馬太福音19:28</w:t>
-        </w:r>
-      </w:hyperlink>
+      <w:r>
+        <w:rPr>
+          <w:lang w:val="zh_TW" w:bidi="zh_TW"/>
+        </w:rPr>
+        <w:t>使徒行傳26:7</w:t>
+      </w:r>
+    </w:p>
+    <w:p>
+      <w:pPr>
+        <w:pStyle w:val="ListBullet"/>
+        <w:spacing w:line="240" w:lineRule="auto"/>
+        <w:ind w:left="720"/>
+      </w:pPr>
+      <w:r>
+        <w:rPr>
+          <w:lang w:val="zh_TW" w:bidi="zh_TW"/>
+        </w:rPr>
+      </w:r>
+      <w:r>
+        <w:rPr>
+          <w:lang w:val="zh_TW" w:bidi="zh_TW"/>
+        </w:rPr>
+        <w:t>創世記49:28</w:t>
+      </w:r>
+    </w:p>
+    <w:p>
+      <w:pPr>
+        <w:pStyle w:val="ListBullet"/>
+        <w:spacing w:line="240" w:lineRule="auto"/>
+        <w:ind w:left="720"/>
+      </w:pPr>
+      <w:r>
+        <w:rPr>
+          <w:lang w:val="zh_TW" w:bidi="zh_TW"/>
+        </w:rPr>
+      </w:r>
+      <w:r>
+        <w:rPr>
+          <w:lang w:val="zh_TW" w:bidi="zh_TW"/>
+        </w:rPr>
+        <w:t>路加福音22:28–30</w:t>
+      </w:r>
+    </w:p>
+    <w:p>
+      <w:pPr>
+        <w:pStyle w:val="ListBullet"/>
+        <w:spacing w:line="240" w:lineRule="auto"/>
+        <w:ind w:left="720"/>
+      </w:pPr>
+      <w:r>
+        <w:rPr>
+          <w:lang w:val="zh_TW" w:bidi="zh_TW"/>
+        </w:rPr>
+      </w:r>
+      <w:r>
+        <w:rPr>
+          <w:lang w:val="zh_TW" w:bidi="zh_TW"/>
+        </w:rPr>
+        <w:t>馬太福音19:28</w:t>
+      </w:r>
     </w:p>
     <w:p>
       <w:pPr>
@@ -10218,66 +9522,48 @@
           <w:lang w:val="zh_TW" w:bidi="zh_TW"/>
         </w:rPr>
       </w:r>
-      <w:hyperlink r:id="rId129">
-        <w:r>
-          <w:rPr>
-            <w:lang w:val="zh_TW" w:bidi="zh_TW"/>
-          </w:rPr>
-          <w:rPr>
-            <w:color w:val="0000EE"/>
-            <w:u w:val="single"/>
-          </w:rPr>
-          <w:t>歷代志下35:18</w:t>
-        </w:r>
-      </w:hyperlink>
-    </w:p>
-    <w:p>
-      <w:pPr>
-        <w:pStyle w:val="ListBullet"/>
-        <w:spacing w:line="240" w:lineRule="auto"/>
-        <w:ind w:left="720"/>
-      </w:pPr>
-      <w:r>
-        <w:rPr>
-          <w:lang w:val="zh_TW" w:bidi="zh_TW"/>
-        </w:rPr>
-      </w:r>
-      <w:hyperlink r:id="rId130">
-        <w:r>
-          <w:rPr>
-            <w:lang w:val="zh_TW" w:bidi="zh_TW"/>
-          </w:rPr>
-          <w:rPr>
-            <w:color w:val="0000EE"/>
-            <w:u w:val="single"/>
-          </w:rPr>
-          <w:t>耶利米書5:11</w:t>
-        </w:r>
-      </w:hyperlink>
-    </w:p>
-    <w:p>
-      <w:pPr>
-        <w:pStyle w:val="ListBullet"/>
-        <w:spacing w:line="240" w:lineRule="auto"/>
-        <w:ind w:left="720"/>
-      </w:pPr>
-      <w:r>
-        <w:rPr>
-          <w:lang w:val="zh_TW" w:bidi="zh_TW"/>
-        </w:rPr>
-      </w:r>
-      <w:hyperlink r:id="rId131">
-        <w:r>
-          <w:rPr>
-            <w:lang w:val="zh_TW" w:bidi="zh_TW"/>
-          </w:rPr>
-          <w:rPr>
-            <w:color w:val="0000EE"/>
-            <w:u w:val="single"/>
-          </w:rPr>
-          <w:t>耶利米書9:26</w:t>
-        </w:r>
-      </w:hyperlink>
+      <w:r>
+        <w:rPr>
+          <w:lang w:val="zh_TW" w:bidi="zh_TW"/>
+        </w:rPr>
+        <w:t>歷代志下35:18</w:t>
+      </w:r>
+    </w:p>
+    <w:p>
+      <w:pPr>
+        <w:pStyle w:val="ListBullet"/>
+        <w:spacing w:line="240" w:lineRule="auto"/>
+        <w:ind w:left="720"/>
+      </w:pPr>
+      <w:r>
+        <w:rPr>
+          <w:lang w:val="zh_TW" w:bidi="zh_TW"/>
+        </w:rPr>
+      </w:r>
+      <w:r>
+        <w:rPr>
+          <w:lang w:val="zh_TW" w:bidi="zh_TW"/>
+        </w:rPr>
+        <w:t>耶利米書5:11</w:t>
+      </w:r>
+    </w:p>
+    <w:p>
+      <w:pPr>
+        <w:pStyle w:val="ListBullet"/>
+        <w:spacing w:line="240" w:lineRule="auto"/>
+        <w:ind w:left="720"/>
+      </w:pPr>
+      <w:r>
+        <w:rPr>
+          <w:lang w:val="zh_TW" w:bidi="zh_TW"/>
+        </w:rPr>
+      </w:r>
+      <w:r>
+        <w:rPr>
+          <w:lang w:val="zh_TW" w:bidi="zh_TW"/>
+        </w:rPr>
+        <w:t>耶利米書9:26</w:t>
+      </w:r>
     </w:p>
     <w:p>
       <w:pPr>
@@ -10903,138 +10189,102 @@
           <w:lang w:val="zh_TW" w:bidi="zh_TW"/>
         </w:rPr>
       </w:r>
-      <w:hyperlink r:id="rId132">
-        <w:r>
-          <w:rPr>
-            <w:lang w:val="zh_TW" w:bidi="zh_TW"/>
-          </w:rPr>
-          <w:rPr>
-            <w:color w:val="0000EE"/>
-            <w:u w:val="single"/>
-          </w:rPr>
-          <w:t>歷代志上1:28–31</w:t>
-        </w:r>
-      </w:hyperlink>
-    </w:p>
-    <w:p>
-      <w:pPr>
-        <w:pStyle w:val="ListBullet"/>
-        <w:spacing w:line="240" w:lineRule="auto"/>
-        <w:ind w:left="720"/>
-      </w:pPr>
-      <w:r>
-        <w:rPr>
-          <w:lang w:val="zh_TW" w:bidi="zh_TW"/>
-        </w:rPr>
-      </w:r>
-      <w:hyperlink r:id="rId133">
-        <w:r>
-          <w:rPr>
-            <w:lang w:val="zh_TW" w:bidi="zh_TW"/>
-          </w:rPr>
-          <w:rPr>
-            <w:color w:val="0000EE"/>
-            <w:u w:val="single"/>
-          </w:rPr>
-          <w:t>歷代志下23:1</w:t>
-        </w:r>
-      </w:hyperlink>
-    </w:p>
-    <w:p>
-      <w:pPr>
-        <w:pStyle w:val="ListBullet"/>
-        <w:spacing w:line="240" w:lineRule="auto"/>
-        <w:ind w:left="720"/>
-      </w:pPr>
-      <w:r>
-        <w:rPr>
-          <w:lang w:val="zh_TW" w:bidi="zh_TW"/>
-        </w:rPr>
-      </w:r>
-      <w:hyperlink r:id="rId134">
-        <w:r>
-          <w:rPr>
-            <w:lang w:val="zh_TW" w:bidi="zh_TW"/>
-          </w:rPr>
-          <w:rPr>
-            <w:color w:val="0000EE"/>
-            <w:u w:val="single"/>
-          </w:rPr>
-          <w:t>創世記16:12</w:t>
-        </w:r>
-      </w:hyperlink>
-    </w:p>
-    <w:p>
-      <w:pPr>
-        <w:pStyle w:val="ListBullet"/>
-        <w:spacing w:line="240" w:lineRule="auto"/>
-        <w:ind w:left="720"/>
-      </w:pPr>
-      <w:r>
-        <w:rPr>
-          <w:lang w:val="zh_TW" w:bidi="zh_TW"/>
-        </w:rPr>
-      </w:r>
-      <w:hyperlink r:id="rId87">
-        <w:r>
-          <w:rPr>
-            <w:lang w:val="zh_TW" w:bidi="zh_TW"/>
-          </w:rPr>
-          <w:rPr>
-            <w:color w:val="0000EE"/>
-            <w:u w:val="single"/>
-          </w:rPr>
-          <w:t>創世記25:9–11</w:t>
-        </w:r>
-      </w:hyperlink>
-    </w:p>
-    <w:p>
-      <w:pPr>
-        <w:pStyle w:val="ListBullet"/>
-        <w:spacing w:line="240" w:lineRule="auto"/>
-        <w:ind w:left="720"/>
-      </w:pPr>
-      <w:r>
-        <w:rPr>
-          <w:lang w:val="zh_TW" w:bidi="zh_TW"/>
-        </w:rPr>
-      </w:r>
-      <w:hyperlink r:id="rId135">
-        <w:r>
-          <w:rPr>
-            <w:lang w:val="zh_TW" w:bidi="zh_TW"/>
-          </w:rPr>
-          <w:rPr>
-            <w:color w:val="0000EE"/>
-            <w:u w:val="single"/>
-          </w:rPr>
-          <w:t>創世記25:16</w:t>
-        </w:r>
-      </w:hyperlink>
-    </w:p>
-    <w:p>
-      <w:pPr>
-        <w:pStyle w:val="ListBullet"/>
-        <w:spacing w:line="240" w:lineRule="auto"/>
-        <w:ind w:left="720"/>
-      </w:pPr>
-      <w:r>
-        <w:rPr>
-          <w:lang w:val="zh_TW" w:bidi="zh_TW"/>
-        </w:rPr>
-      </w:r>
-      <w:hyperlink r:id="rId136">
-        <w:r>
-          <w:rPr>
-            <w:lang w:val="zh_TW" w:bidi="zh_TW"/>
-          </w:rPr>
-          <w:rPr>
-            <w:color w:val="0000EE"/>
-            <w:u w:val="single"/>
-          </w:rPr>
-          <w:t>創世記37:25–26</w:t>
-        </w:r>
-      </w:hyperlink>
+      <w:r>
+        <w:rPr>
+          <w:lang w:val="zh_TW" w:bidi="zh_TW"/>
+        </w:rPr>
+        <w:t>歷代志上1:28–31</w:t>
+      </w:r>
+    </w:p>
+    <w:p>
+      <w:pPr>
+        <w:pStyle w:val="ListBullet"/>
+        <w:spacing w:line="240" w:lineRule="auto"/>
+        <w:ind w:left="720"/>
+      </w:pPr>
+      <w:r>
+        <w:rPr>
+          <w:lang w:val="zh_TW" w:bidi="zh_TW"/>
+        </w:rPr>
+      </w:r>
+      <w:r>
+        <w:rPr>
+          <w:lang w:val="zh_TW" w:bidi="zh_TW"/>
+        </w:rPr>
+        <w:t>歷代志下23:1</w:t>
+      </w:r>
+    </w:p>
+    <w:p>
+      <w:pPr>
+        <w:pStyle w:val="ListBullet"/>
+        <w:spacing w:line="240" w:lineRule="auto"/>
+        <w:ind w:left="720"/>
+      </w:pPr>
+      <w:r>
+        <w:rPr>
+          <w:lang w:val="zh_TW" w:bidi="zh_TW"/>
+        </w:rPr>
+      </w:r>
+      <w:r>
+        <w:rPr>
+          <w:lang w:val="zh_TW" w:bidi="zh_TW"/>
+        </w:rPr>
+        <w:t>創世記16:12</w:t>
+      </w:r>
+    </w:p>
+    <w:p>
+      <w:pPr>
+        <w:pStyle w:val="ListBullet"/>
+        <w:spacing w:line="240" w:lineRule="auto"/>
+        <w:ind w:left="720"/>
+      </w:pPr>
+      <w:r>
+        <w:rPr>
+          <w:lang w:val="zh_TW" w:bidi="zh_TW"/>
+        </w:rPr>
+      </w:r>
+      <w:r>
+        <w:rPr>
+          <w:lang w:val="zh_TW" w:bidi="zh_TW"/>
+        </w:rPr>
+        <w:t>創世記25:9–11</w:t>
+      </w:r>
+    </w:p>
+    <w:p>
+      <w:pPr>
+        <w:pStyle w:val="ListBullet"/>
+        <w:spacing w:line="240" w:lineRule="auto"/>
+        <w:ind w:left="720"/>
+      </w:pPr>
+      <w:r>
+        <w:rPr>
+          <w:lang w:val="zh_TW" w:bidi="zh_TW"/>
+        </w:rPr>
+      </w:r>
+      <w:r>
+        <w:rPr>
+          <w:lang w:val="zh_TW" w:bidi="zh_TW"/>
+        </w:rPr>
+        <w:t>創世記25:16</w:t>
+      </w:r>
+    </w:p>
+    <w:p>
+      <w:pPr>
+        <w:pStyle w:val="ListBullet"/>
+        <w:spacing w:line="240" w:lineRule="auto"/>
+        <w:ind w:left="720"/>
+      </w:pPr>
+      <w:r>
+        <w:rPr>
+          <w:lang w:val="zh_TW" w:bidi="zh_TW"/>
+        </w:rPr>
+      </w:r>
+      <w:r>
+        <w:rPr>
+          <w:lang w:val="zh_TW" w:bidi="zh_TW"/>
+        </w:rPr>
+        <w:t>創世記37:25–26</w:t>
+      </w:r>
     </w:p>
     <w:p>
       <w:pPr>
@@ -11423,66 +10673,48 @@
           <w:lang w:val="zh_TW" w:bidi="zh_TW"/>
         </w:rPr>
       </w:r>
-      <w:hyperlink r:id="rId137">
-        <w:r>
-          <w:rPr>
-            <w:lang w:val="zh_TW" w:bidi="zh_TW"/>
-          </w:rPr>
-          <w:rPr>
-            <w:color w:val="0000EE"/>
-            <w:u w:val="single"/>
-          </w:rPr>
-          <w:t>以斯拉記7:6</w:t>
-        </w:r>
-      </w:hyperlink>
-    </w:p>
-    <w:p>
-      <w:pPr>
-        <w:pStyle w:val="ListBullet"/>
-        <w:spacing w:line="240" w:lineRule="auto"/>
-        <w:ind w:left="720"/>
-      </w:pPr>
-      <w:r>
-        <w:rPr>
-          <w:lang w:val="zh_TW" w:bidi="zh_TW"/>
-        </w:rPr>
-      </w:r>
-      <w:hyperlink r:id="rId138">
-        <w:r>
-          <w:rPr>
-            <w:lang w:val="zh_TW" w:bidi="zh_TW"/>
-          </w:rPr>
-          <w:rPr>
-            <w:color w:val="0000EE"/>
-            <w:u w:val="single"/>
-          </w:rPr>
-          <w:t>尼希米記8:1–3</w:t>
-        </w:r>
-      </w:hyperlink>
-    </w:p>
-    <w:p>
-      <w:pPr>
-        <w:pStyle w:val="ListBullet"/>
-        <w:spacing w:line="240" w:lineRule="auto"/>
-        <w:ind w:left="720"/>
-      </w:pPr>
-      <w:r>
-        <w:rPr>
-          <w:lang w:val="zh_TW" w:bidi="zh_TW"/>
-        </w:rPr>
-      </w:r>
-      <w:hyperlink r:id="rId139">
-        <w:r>
-          <w:rPr>
-            <w:lang w:val="zh_TW" w:bidi="zh_TW"/>
-          </w:rPr>
-          <w:rPr>
-            <w:color w:val="0000EE"/>
-            <w:u w:val="single"/>
-          </w:rPr>
-          <w:t>尼希米記12:1</w:t>
-        </w:r>
-      </w:hyperlink>
+      <w:r>
+        <w:rPr>
+          <w:lang w:val="zh_TW" w:bidi="zh_TW"/>
+        </w:rPr>
+        <w:t>以斯拉記7:6</w:t>
+      </w:r>
+    </w:p>
+    <w:p>
+      <w:pPr>
+        <w:pStyle w:val="ListBullet"/>
+        <w:spacing w:line="240" w:lineRule="auto"/>
+        <w:ind w:left="720"/>
+      </w:pPr>
+      <w:r>
+        <w:rPr>
+          <w:lang w:val="zh_TW" w:bidi="zh_TW"/>
+        </w:rPr>
+      </w:r>
+      <w:r>
+        <w:rPr>
+          <w:lang w:val="zh_TW" w:bidi="zh_TW"/>
+        </w:rPr>
+        <w:t>尼希米記8:1–3</w:t>
+      </w:r>
+    </w:p>
+    <w:p>
+      <w:pPr>
+        <w:pStyle w:val="ListBullet"/>
+        <w:spacing w:line="240" w:lineRule="auto"/>
+        <w:ind w:left="720"/>
+      </w:pPr>
+      <w:r>
+        <w:rPr>
+          <w:lang w:val="zh_TW" w:bidi="zh_TW"/>
+        </w:rPr>
+      </w:r>
+      <w:r>
+        <w:rPr>
+          <w:lang w:val="zh_TW" w:bidi="zh_TW"/>
+        </w:rPr>
+        <w:t>尼希米記12:1</w:t>
+      </w:r>
     </w:p>
     <w:p>
       <w:pPr>
@@ -11748,90 +10980,66 @@
           <w:lang w:val="zh_TW" w:bidi="zh_TW"/>
         </w:rPr>
       </w:r>
-      <w:hyperlink r:id="rId140">
-        <w:r>
-          <w:rPr>
-            <w:lang w:val="zh_TW" w:bidi="zh_TW"/>
-          </w:rPr>
-          <w:rPr>
-            <w:color w:val="0000EE"/>
-            <w:u w:val="single"/>
-          </w:rPr>
-          <w:t>以斯帖記2:7</w:t>
-        </w:r>
-      </w:hyperlink>
-    </w:p>
-    <w:p>
-      <w:pPr>
-        <w:pStyle w:val="ListBullet"/>
-        <w:spacing w:line="240" w:lineRule="auto"/>
-        <w:ind w:left="720"/>
-      </w:pPr>
-      <w:r>
-        <w:rPr>
-          <w:lang w:val="zh_TW" w:bidi="zh_TW"/>
-        </w:rPr>
-      </w:r>
-      <w:hyperlink r:id="rId141">
-        <w:r>
-          <w:rPr>
-            <w:lang w:val="zh_TW" w:bidi="zh_TW"/>
-          </w:rPr>
-          <w:rPr>
-            <w:color w:val="0000EE"/>
-            <w:u w:val="single"/>
-          </w:rPr>
-          <w:t>以斯帖記2:15</w:t>
-        </w:r>
-      </w:hyperlink>
-    </w:p>
-    <w:p>
-      <w:pPr>
-        <w:pStyle w:val="ListBullet"/>
-        <w:spacing w:line="240" w:lineRule="auto"/>
-        <w:ind w:left="720"/>
-      </w:pPr>
-      <w:r>
-        <w:rPr>
-          <w:lang w:val="zh_TW" w:bidi="zh_TW"/>
-        </w:rPr>
-      </w:r>
-      <w:hyperlink r:id="rId142">
-        <w:r>
-          <w:rPr>
-            <w:lang w:val="zh_TW" w:bidi="zh_TW"/>
-          </w:rPr>
-          <w:rPr>
-            <w:color w:val="0000EE"/>
-            <w:u w:val="single"/>
-          </w:rPr>
-          <w:t>以斯帖記7:1</w:t>
-        </w:r>
-      </w:hyperlink>
-    </w:p>
-    <w:p>
-      <w:pPr>
-        <w:pStyle w:val="ListBullet"/>
-        <w:spacing w:line="240" w:lineRule="auto"/>
-        <w:ind w:left="720"/>
-      </w:pPr>
-      <w:r>
-        <w:rPr>
-          <w:lang w:val="zh_TW" w:bidi="zh_TW"/>
-        </w:rPr>
-      </w:r>
-      <w:hyperlink r:id="rId143">
-        <w:r>
-          <w:rPr>
-            <w:lang w:val="zh_TW" w:bidi="zh_TW"/>
-          </w:rPr>
-          <w:rPr>
-            <w:color w:val="0000EE"/>
-            <w:u w:val="single"/>
-          </w:rPr>
-          <w:t>以斯帖記8:2</w:t>
-        </w:r>
-      </w:hyperlink>
+      <w:r>
+        <w:rPr>
+          <w:lang w:val="zh_TW" w:bidi="zh_TW"/>
+        </w:rPr>
+        <w:t>以斯帖記2:7</w:t>
+      </w:r>
+    </w:p>
+    <w:p>
+      <w:pPr>
+        <w:pStyle w:val="ListBullet"/>
+        <w:spacing w:line="240" w:lineRule="auto"/>
+        <w:ind w:left="720"/>
+      </w:pPr>
+      <w:r>
+        <w:rPr>
+          <w:lang w:val="zh_TW" w:bidi="zh_TW"/>
+        </w:rPr>
+      </w:r>
+      <w:r>
+        <w:rPr>
+          <w:lang w:val="zh_TW" w:bidi="zh_TW"/>
+        </w:rPr>
+        <w:t>以斯帖記2:15</w:t>
+      </w:r>
+    </w:p>
+    <w:p>
+      <w:pPr>
+        <w:pStyle w:val="ListBullet"/>
+        <w:spacing w:line="240" w:lineRule="auto"/>
+        <w:ind w:left="720"/>
+      </w:pPr>
+      <w:r>
+        <w:rPr>
+          <w:lang w:val="zh_TW" w:bidi="zh_TW"/>
+        </w:rPr>
+      </w:r>
+      <w:r>
+        <w:rPr>
+          <w:lang w:val="zh_TW" w:bidi="zh_TW"/>
+        </w:rPr>
+        <w:t>以斯帖記7:1</w:t>
+      </w:r>
+    </w:p>
+    <w:p>
+      <w:pPr>
+        <w:pStyle w:val="ListBullet"/>
+        <w:spacing w:line="240" w:lineRule="auto"/>
+        <w:ind w:left="720"/>
+      </w:pPr>
+      <w:r>
+        <w:rPr>
+          <w:lang w:val="zh_TW" w:bidi="zh_TW"/>
+        </w:rPr>
+      </w:r>
+      <w:r>
+        <w:rPr>
+          <w:lang w:val="zh_TW" w:bidi="zh_TW"/>
+        </w:rPr>
+        <w:t>以斯帖記8:2</w:t>
+      </w:r>
     </w:p>
     <w:p>
       <w:pPr>
@@ -12085,42 +11293,30 @@
           <w:lang w:val="zh_TW" w:bidi="zh_TW"/>
         </w:rPr>
       </w:r>
-      <w:hyperlink r:id="rId144">
-        <w:r>
-          <w:rPr>
-            <w:lang w:val="zh_TW" w:bidi="zh_TW"/>
-          </w:rPr>
-          <w:rPr>
-            <w:color w:val="0000EE"/>
-            <w:u w:val="single"/>
-          </w:rPr>
-          <w:t>以西結書1:3</w:t>
-        </w:r>
-      </w:hyperlink>
-    </w:p>
-    <w:p>
-      <w:pPr>
-        <w:pStyle w:val="ListBullet"/>
-        <w:spacing w:line="240" w:lineRule="auto"/>
-        <w:ind w:left="720"/>
-      </w:pPr>
-      <w:r>
-        <w:rPr>
-          <w:lang w:val="zh_TW" w:bidi="zh_TW"/>
-        </w:rPr>
-      </w:r>
-      <w:hyperlink r:id="rId145">
-        <w:r>
-          <w:rPr>
-            <w:lang w:val="zh_TW" w:bidi="zh_TW"/>
-          </w:rPr>
-          <w:rPr>
-            <w:color w:val="0000EE"/>
-            <w:u w:val="single"/>
-          </w:rPr>
-          <w:t>以西結書24:24</w:t>
-        </w:r>
-      </w:hyperlink>
+      <w:r>
+        <w:rPr>
+          <w:lang w:val="zh_TW" w:bidi="zh_TW"/>
+        </w:rPr>
+        <w:t>以西結書1:3</w:t>
+      </w:r>
+    </w:p>
+    <w:p>
+      <w:pPr>
+        <w:pStyle w:val="ListBullet"/>
+        <w:spacing w:line="240" w:lineRule="auto"/>
+        <w:ind w:left="720"/>
+      </w:pPr>
+      <w:r>
+        <w:rPr>
+          <w:lang w:val="zh_TW" w:bidi="zh_TW"/>
+        </w:rPr>
+      </w:r>
+      <w:r>
+        <w:rPr>
+          <w:lang w:val="zh_TW" w:bidi="zh_TW"/>
+        </w:rPr>
+        <w:t>以西結書24:24</w:t>
+      </w:r>
     </w:p>
     <w:p>
       <w:pPr>
@@ -12341,210 +11537,144 @@
           <w:lang w:val="zh_TW" w:bidi="zh_TW"/>
         </w:rPr>
       </w:r>
-      <w:hyperlink r:id="rId146">
-        <w:r>
-          <w:rPr>
-            <w:lang w:val="zh_TW" w:bidi="zh_TW"/>
-          </w:rPr>
-          <w:rPr>
-            <w:color w:val="0000EE"/>
-            <w:u w:val="single"/>
-          </w:rPr>
-          <w:t>使徒行傳9:10–12</w:t>
-        </w:r>
-      </w:hyperlink>
-    </w:p>
-    <w:p>
-      <w:pPr>
-        <w:pStyle w:val="ListBullet"/>
-        <w:spacing w:line="240" w:lineRule="auto"/>
-        <w:ind w:left="720"/>
-      </w:pPr>
-      <w:r>
-        <w:rPr>
-          <w:lang w:val="zh_TW" w:bidi="zh_TW"/>
-        </w:rPr>
-      </w:r>
-      <w:hyperlink r:id="rId146">
-        <w:r>
-          <w:rPr>
-            <w:lang w:val="zh_TW" w:bidi="zh_TW"/>
-          </w:rPr>
-          <w:rPr>
-            <w:color w:val="0000EE"/>
-            <w:u w:val="single"/>
-          </w:rPr>
-          <w:t>使徒行傳</w:t>
-        </w:r>
-      </w:hyperlink>
-      <w:hyperlink r:id="rId147">
-        <w:r>
-          <w:rPr>
-            <w:lang w:val="zh_TW" w:bidi="zh_TW"/>
-          </w:rPr>
-          <w:rPr>
-            <w:color w:val="0000EE"/>
-            <w:u w:val="single"/>
-          </w:rPr>
-          <w:t>10:3–6</w:t>
-        </w:r>
-      </w:hyperlink>
-    </w:p>
-    <w:p>
-      <w:pPr>
-        <w:pStyle w:val="ListBullet"/>
-        <w:spacing w:line="240" w:lineRule="auto"/>
-        <w:ind w:left="720"/>
-      </w:pPr>
-      <w:r>
-        <w:rPr>
-          <w:lang w:val="zh_TW" w:bidi="zh_TW"/>
-        </w:rPr>
-      </w:r>
-      <w:hyperlink r:id="rId146">
-        <w:r>
-          <w:rPr>
-            <w:lang w:val="zh_TW" w:bidi="zh_TW"/>
-          </w:rPr>
-          <w:rPr>
-            <w:color w:val="0000EE"/>
-            <w:u w:val="single"/>
-          </w:rPr>
-          <w:t>使徒行傳</w:t>
-        </w:r>
-      </w:hyperlink>
-      <w:hyperlink r:id="rId148">
-        <w:r>
-          <w:rPr>
-            <w:lang w:val="zh_TW" w:bidi="zh_TW"/>
-          </w:rPr>
-          <w:rPr>
-            <w:color w:val="0000EE"/>
-            <w:u w:val="single"/>
-          </w:rPr>
-          <w:t>10:11</w:t>
-        </w:r>
-      </w:hyperlink>
-    </w:p>
-    <w:p>
-      <w:pPr>
-        <w:pStyle w:val="ListBullet"/>
-        <w:spacing w:line="240" w:lineRule="auto"/>
-        <w:ind w:left="720"/>
-      </w:pPr>
-      <w:r>
-        <w:rPr>
-          <w:lang w:val="zh_TW" w:bidi="zh_TW"/>
-        </w:rPr>
-      </w:r>
-      <w:hyperlink r:id="rId146">
-        <w:r>
-          <w:rPr>
-            <w:lang w:val="zh_TW" w:bidi="zh_TW"/>
-          </w:rPr>
-          <w:rPr>
-            <w:color w:val="0000EE"/>
-            <w:u w:val="single"/>
-          </w:rPr>
-          <w:t>使徒行傳</w:t>
-        </w:r>
-      </w:hyperlink>
-      <w:hyperlink r:id="rId149">
-        <w:r>
-          <w:rPr>
-            <w:lang w:val="zh_TW" w:bidi="zh_TW"/>
-          </w:rPr>
-          <w:rPr>
-            <w:color w:val="0000EE"/>
-            <w:u w:val="single"/>
-          </w:rPr>
-          <w:t>12:9–10</w:t>
-        </w:r>
-      </w:hyperlink>
-    </w:p>
-    <w:p>
-      <w:pPr>
-        <w:pStyle w:val="ListBullet"/>
-        <w:spacing w:line="240" w:lineRule="auto"/>
-        <w:ind w:left="720"/>
-      </w:pPr>
-      <w:r>
-        <w:rPr>
-          <w:lang w:val="zh_TW" w:bidi="zh_TW"/>
-        </w:rPr>
-      </w:r>
-      <w:hyperlink r:id="rId150">
-        <w:r>
-          <w:rPr>
-            <w:lang w:val="zh_TW" w:bidi="zh_TW"/>
-          </w:rPr>
-          <w:rPr>
-            <w:color w:val="0000EE"/>
-            <w:u w:val="single"/>
-          </w:rPr>
-          <w:t>路加福音1:22</w:t>
-        </w:r>
-      </w:hyperlink>
-    </w:p>
-    <w:p>
-      <w:pPr>
-        <w:pStyle w:val="ListBullet"/>
-        <w:spacing w:line="240" w:lineRule="auto"/>
-        <w:ind w:left="720"/>
-      </w:pPr>
-      <w:r>
-        <w:rPr>
-          <w:lang w:val="zh_TW" w:bidi="zh_TW"/>
-        </w:rPr>
-      </w:r>
-      <w:hyperlink r:id="rId150">
-        <w:r>
-          <w:rPr>
-            <w:lang w:val="zh_TW" w:bidi="zh_TW"/>
-          </w:rPr>
-          <w:rPr>
-            <w:color w:val="0000EE"/>
-            <w:u w:val="single"/>
-          </w:rPr>
-          <w:t>路加福音</w:t>
-        </w:r>
-      </w:hyperlink>
-      <w:hyperlink r:id="rId151">
-        <w:r>
-          <w:rPr>
-            <w:lang w:val="zh_TW" w:bidi="zh_TW"/>
-          </w:rPr>
-          <w:rPr>
-            <w:color w:val="0000EE"/>
-            <w:u w:val="single"/>
-          </w:rPr>
-          <w:t>24:23</w:t>
-        </w:r>
-      </w:hyperlink>
-    </w:p>
-    <w:p>
-      <w:pPr>
-        <w:pStyle w:val="ListBullet"/>
-        <w:spacing w:line="240" w:lineRule="auto"/>
-        <w:ind w:left="720"/>
-      </w:pPr>
-      <w:r>
-        <w:rPr>
-          <w:lang w:val="zh_TW" w:bidi="zh_TW"/>
-        </w:rPr>
-      </w:r>
-      <w:hyperlink r:id="rId152">
-        <w:r>
-          <w:rPr>
-            <w:lang w:val="zh_TW" w:bidi="zh_TW"/>
-          </w:rPr>
-          <w:rPr>
-            <w:color w:val="0000EE"/>
-            <w:u w:val="single"/>
-          </w:rPr>
-          <w:t>馬太福音17:9–10</w:t>
-        </w:r>
-      </w:hyperlink>
+      <w:r>
+        <w:rPr>
+          <w:lang w:val="zh_TW" w:bidi="zh_TW"/>
+        </w:rPr>
+        <w:t>使徒行傳9:10–12</w:t>
+      </w:r>
+    </w:p>
+    <w:p>
+      <w:pPr>
+        <w:pStyle w:val="ListBullet"/>
+        <w:spacing w:line="240" w:lineRule="auto"/>
+        <w:ind w:left="720"/>
+      </w:pPr>
+      <w:r>
+        <w:rPr>
+          <w:lang w:val="zh_TW" w:bidi="zh_TW"/>
+        </w:rPr>
+      </w:r>
+      <w:r>
+        <w:rPr>
+          <w:lang w:val="zh_TW" w:bidi="zh_TW"/>
+        </w:rPr>
+        <w:t>使徒行傳</w:t>
+      </w:r>
+      <w:r>
+        <w:rPr>
+          <w:lang w:val="zh_TW" w:bidi="zh_TW"/>
+        </w:rPr>
+        <w:t>10:3–6</w:t>
+      </w:r>
+    </w:p>
+    <w:p>
+      <w:pPr>
+        <w:pStyle w:val="ListBullet"/>
+        <w:spacing w:line="240" w:lineRule="auto"/>
+        <w:ind w:left="720"/>
+      </w:pPr>
+      <w:r>
+        <w:rPr>
+          <w:lang w:val="zh_TW" w:bidi="zh_TW"/>
+        </w:rPr>
+      </w:r>
+      <w:r>
+        <w:rPr>
+          <w:lang w:val="zh_TW" w:bidi="zh_TW"/>
+        </w:rPr>
+        <w:t>使徒行傳</w:t>
+      </w:r>
+      <w:r>
+        <w:rPr>
+          <w:lang w:val="zh_TW" w:bidi="zh_TW"/>
+        </w:rPr>
+        <w:t>10:11</w:t>
+      </w:r>
+    </w:p>
+    <w:p>
+      <w:pPr>
+        <w:pStyle w:val="ListBullet"/>
+        <w:spacing w:line="240" w:lineRule="auto"/>
+        <w:ind w:left="720"/>
+      </w:pPr>
+      <w:r>
+        <w:rPr>
+          <w:lang w:val="zh_TW" w:bidi="zh_TW"/>
+        </w:rPr>
+      </w:r>
+      <w:r>
+        <w:rPr>
+          <w:lang w:val="zh_TW" w:bidi="zh_TW"/>
+        </w:rPr>
+        <w:t>使徒行傳</w:t>
+      </w:r>
+      <w:r>
+        <w:rPr>
+          <w:lang w:val="zh_TW" w:bidi="zh_TW"/>
+        </w:rPr>
+        <w:t>12:9–10</w:t>
+      </w:r>
+    </w:p>
+    <w:p>
+      <w:pPr>
+        <w:pStyle w:val="ListBullet"/>
+        <w:spacing w:line="240" w:lineRule="auto"/>
+        <w:ind w:left="720"/>
+      </w:pPr>
+      <w:r>
+        <w:rPr>
+          <w:lang w:val="zh_TW" w:bidi="zh_TW"/>
+        </w:rPr>
+      </w:r>
+      <w:r>
+        <w:rPr>
+          <w:lang w:val="zh_TW" w:bidi="zh_TW"/>
+        </w:rPr>
+        <w:t>路加福音1:22</w:t>
+      </w:r>
+    </w:p>
+    <w:p>
+      <w:pPr>
+        <w:pStyle w:val="ListBullet"/>
+        <w:spacing w:line="240" w:lineRule="auto"/>
+        <w:ind w:left="720"/>
+      </w:pPr>
+      <w:r>
+        <w:rPr>
+          <w:lang w:val="zh_TW" w:bidi="zh_TW"/>
+        </w:rPr>
+      </w:r>
+      <w:r>
+        <w:rPr>
+          <w:lang w:val="zh_TW" w:bidi="zh_TW"/>
+        </w:rPr>
+        <w:t>路加福音</w:t>
+      </w:r>
+      <w:r>
+        <w:rPr>
+          <w:lang w:val="zh_TW" w:bidi="zh_TW"/>
+        </w:rPr>
+        <w:t>24:23</w:t>
+      </w:r>
+    </w:p>
+    <w:p>
+      <w:pPr>
+        <w:pStyle w:val="ListBullet"/>
+        <w:spacing w:line="240" w:lineRule="auto"/>
+        <w:ind w:left="720"/>
+      </w:pPr>
+      <w:r>
+        <w:rPr>
+          <w:lang w:val="zh_TW" w:bidi="zh_TW"/>
+        </w:rPr>
+      </w:r>
+      <w:r>
+        <w:rPr>
+          <w:lang w:val="zh_TW" w:bidi="zh_TW"/>
+        </w:rPr>
+        <w:t>馬太福音17:9–10</w:t>
+      </w:r>
     </w:p>
     <w:p>
       <w:pPr>
@@ -12880,162 +12010,120 @@
           <w:lang w:val="zh_TW" w:bidi="zh_TW"/>
         </w:rPr>
       </w:r>
-      <w:hyperlink r:id="rId153">
-        <w:r>
-          <w:rPr>
-            <w:lang w:val="zh_TW" w:bidi="zh_TW"/>
-          </w:rPr>
-          <w:rPr>
-            <w:color w:val="0000EE"/>
-            <w:u w:val="single"/>
-          </w:rPr>
-          <w:t>使徒行傳7:57–58</w:t>
-        </w:r>
-      </w:hyperlink>
-    </w:p>
-    <w:p>
-      <w:pPr>
-        <w:pStyle w:val="ListBullet"/>
-        <w:spacing w:line="240" w:lineRule="auto"/>
-        <w:ind w:left="720"/>
-      </w:pPr>
-      <w:r>
-        <w:rPr>
-          <w:lang w:val="zh_TW" w:bidi="zh_TW"/>
-        </w:rPr>
-      </w:r>
-      <w:hyperlink r:id="rId154">
-        <w:r>
-          <w:rPr>
-            <w:lang w:val="zh_TW" w:bidi="zh_TW"/>
-          </w:rPr>
-          <w:rPr>
-            <w:color w:val="0000EE"/>
-            <w:u w:val="single"/>
-          </w:rPr>
-          <w:t>使徒行傳24:20</w:t>
-        </w:r>
-      </w:hyperlink>
-    </w:p>
-    <w:p>
-      <w:pPr>
-        <w:pStyle w:val="ListBullet"/>
-        <w:spacing w:line="240" w:lineRule="auto"/>
-        <w:ind w:left="720"/>
-      </w:pPr>
-      <w:r>
-        <w:rPr>
-          <w:lang w:val="zh_TW" w:bidi="zh_TW"/>
-        </w:rPr>
-      </w:r>
-      <w:hyperlink r:id="rId155">
-        <w:r>
-          <w:rPr>
-            <w:lang w:val="zh_TW" w:bidi="zh_TW"/>
-          </w:rPr>
-          <w:rPr>
-            <w:color w:val="0000EE"/>
-            <w:u w:val="single"/>
-          </w:rPr>
-          <w:t>約翰福音3:2</w:t>
-        </w:r>
-      </w:hyperlink>
-    </w:p>
-    <w:p>
-      <w:pPr>
-        <w:pStyle w:val="ListBullet"/>
-        <w:spacing w:line="240" w:lineRule="auto"/>
-        <w:ind w:left="720"/>
-      </w:pPr>
-      <w:r>
-        <w:rPr>
-          <w:lang w:val="zh_TW" w:bidi="zh_TW"/>
-        </w:rPr>
-      </w:r>
-      <w:hyperlink r:id="rId156">
-        <w:r>
-          <w:rPr>
-            <w:lang w:val="zh_TW" w:bidi="zh_TW"/>
-          </w:rPr>
-          <w:rPr>
-            <w:color w:val="0000EE"/>
-            <w:u w:val="single"/>
-          </w:rPr>
-          <w:t>路加福音22:68</w:t>
-        </w:r>
-      </w:hyperlink>
-    </w:p>
-    <w:p>
-      <w:pPr>
-        <w:pStyle w:val="ListBullet"/>
-        <w:spacing w:line="240" w:lineRule="auto"/>
-        <w:ind w:left="720"/>
-      </w:pPr>
-      <w:r>
-        <w:rPr>
-          <w:lang w:val="zh_TW" w:bidi="zh_TW"/>
-        </w:rPr>
-      </w:r>
-      <w:hyperlink r:id="rId157">
-        <w:r>
-          <w:rPr>
-            <w:lang w:val="zh_TW" w:bidi="zh_TW"/>
-          </w:rPr>
-          <w:rPr>
-            <w:color w:val="0000EE"/>
-            <w:u w:val="single"/>
-          </w:rPr>
-          <w:t>馬可福音13:9</w:t>
-        </w:r>
-      </w:hyperlink>
-    </w:p>
-    <w:p>
-      <w:pPr>
-        <w:pStyle w:val="ListBullet"/>
-        <w:spacing w:line="240" w:lineRule="auto"/>
-        <w:ind w:left="720"/>
-      </w:pPr>
-      <w:r>
-        <w:rPr>
-          <w:lang w:val="zh_TW" w:bidi="zh_TW"/>
-        </w:rPr>
-      </w:r>
-      <w:hyperlink r:id="rId158">
-        <w:r>
-          <w:rPr>
-            <w:lang w:val="zh_TW" w:bidi="zh_TW"/>
-          </w:rPr>
-          <w:rPr>
-            <w:color w:val="0000EE"/>
-            <w:u w:val="single"/>
-          </w:rPr>
-          <w:t>馬太福音5:22</w:t>
-        </w:r>
-      </w:hyperlink>
-    </w:p>
-    <w:p>
-      <w:pPr>
-        <w:pStyle w:val="ListBullet"/>
-        <w:spacing w:line="240" w:lineRule="auto"/>
-        <w:ind w:left="720"/>
-      </w:pPr>
-      <w:r>
-        <w:rPr>
-          <w:lang w:val="zh_TW" w:bidi="zh_TW"/>
-        </w:rPr>
-      </w:r>
-      <w:hyperlink r:id="rId159">
-        <w:r>
-          <w:rPr>
-            <w:lang w:val="zh_TW" w:bidi="zh_TW"/>
-          </w:rPr>
-          <w:rPr>
-            <w:color w:val="0000EE"/>
-            <w:u w:val="single"/>
-          </w:rPr>
-          <w:t>馬太福音26:59</w:t>
-        </w:r>
-      </w:hyperlink>
+      <w:r>
+        <w:rPr>
+          <w:lang w:val="zh_TW" w:bidi="zh_TW"/>
+        </w:rPr>
+        <w:t>使徒行傳7:57–58</w:t>
+      </w:r>
+    </w:p>
+    <w:p>
+      <w:pPr>
+        <w:pStyle w:val="ListBullet"/>
+        <w:spacing w:line="240" w:lineRule="auto"/>
+        <w:ind w:left="720"/>
+      </w:pPr>
+      <w:r>
+        <w:rPr>
+          <w:lang w:val="zh_TW" w:bidi="zh_TW"/>
+        </w:rPr>
+      </w:r>
+      <w:r>
+        <w:rPr>
+          <w:lang w:val="zh_TW" w:bidi="zh_TW"/>
+        </w:rPr>
+        <w:t>使徒行傳24:20</w:t>
+      </w:r>
+    </w:p>
+    <w:p>
+      <w:pPr>
+        <w:pStyle w:val="ListBullet"/>
+        <w:spacing w:line="240" w:lineRule="auto"/>
+        <w:ind w:left="720"/>
+      </w:pPr>
+      <w:r>
+        <w:rPr>
+          <w:lang w:val="zh_TW" w:bidi="zh_TW"/>
+        </w:rPr>
+      </w:r>
+      <w:r>
+        <w:rPr>
+          <w:lang w:val="zh_TW" w:bidi="zh_TW"/>
+        </w:rPr>
+        <w:t>約翰福音3:2</w:t>
+      </w:r>
+    </w:p>
+    <w:p>
+      <w:pPr>
+        <w:pStyle w:val="ListBullet"/>
+        <w:spacing w:line="240" w:lineRule="auto"/>
+        <w:ind w:left="720"/>
+      </w:pPr>
+      <w:r>
+        <w:rPr>
+          <w:lang w:val="zh_TW" w:bidi="zh_TW"/>
+        </w:rPr>
+      </w:r>
+      <w:r>
+        <w:rPr>
+          <w:lang w:val="zh_TW" w:bidi="zh_TW"/>
+        </w:rPr>
+        <w:t>路加福音22:68</w:t>
+      </w:r>
+    </w:p>
+    <w:p>
+      <w:pPr>
+        <w:pStyle w:val="ListBullet"/>
+        <w:spacing w:line="240" w:lineRule="auto"/>
+        <w:ind w:left="720"/>
+      </w:pPr>
+      <w:r>
+        <w:rPr>
+          <w:lang w:val="zh_TW" w:bidi="zh_TW"/>
+        </w:rPr>
+      </w:r>
+      <w:r>
+        <w:rPr>
+          <w:lang w:val="zh_TW" w:bidi="zh_TW"/>
+        </w:rPr>
+        <w:t>馬可福音13:9</w:t>
+      </w:r>
+    </w:p>
+    <w:p>
+      <w:pPr>
+        <w:pStyle w:val="ListBullet"/>
+        <w:spacing w:line="240" w:lineRule="auto"/>
+        <w:ind w:left="720"/>
+      </w:pPr>
+      <w:r>
+        <w:rPr>
+          <w:lang w:val="zh_TW" w:bidi="zh_TW"/>
+        </w:rPr>
+      </w:r>
+      <w:r>
+        <w:rPr>
+          <w:lang w:val="zh_TW" w:bidi="zh_TW"/>
+        </w:rPr>
+        <w:t>馬太福音5:22</w:t>
+      </w:r>
+    </w:p>
+    <w:p>
+      <w:pPr>
+        <w:pStyle w:val="ListBullet"/>
+        <w:spacing w:line="240" w:lineRule="auto"/>
+        <w:ind w:left="720"/>
+      </w:pPr>
+      <w:r>
+        <w:rPr>
+          <w:lang w:val="zh_TW" w:bidi="zh_TW"/>
+        </w:rPr>
+      </w:r>
+      <w:r>
+        <w:rPr>
+          <w:lang w:val="zh_TW" w:bidi="zh_TW"/>
+        </w:rPr>
+        <w:t>馬太福音26:59</w:t>
+      </w:r>
     </w:p>
     <w:p>
       <w:pPr>
